--- a/participant/after-the-workshop.docx
+++ b/participant/after-the-workshop.docx
@@ -57,7 +57,7 @@
     </w:p>
     <w:p>
       <w:r>
-        <w:pict w14:anchorId="396CCF56">
+        <w:pict w14:anchorId="6169F680">
           <v:rect id="_x0000_i1025" style="width:0;height:1.5pt" o:hralign="center" o:hrstd="t" o:hr="t"/>
         </w:pict>
       </w:r>
@@ -751,7 +751,7 @@
     </w:p>
     <w:p>
       <w:r>
-        <w:pict w14:anchorId="1E5AEB70">
+        <w:pict w14:anchorId="39226657">
           <v:rect id="_x0000_i1026" style="width:0;height:1.5pt" o:hralign="center" o:hrstd="t" o:hr="t"/>
         </w:pict>
       </w:r>
@@ -1003,7 +1003,7 @@
     </w:p>
     <w:p>
       <w:r>
-        <w:pict w14:anchorId="2106EF52">
+        <w:pict w14:anchorId="77BCE946">
           <v:rect id="_x0000_i1027" style="width:0;height:1.5pt" o:hralign="center" o:hrstd="t" o:hr="t"/>
         </w:pict>
       </w:r>
@@ -1033,7 +1033,7 @@
         <w:t>one</w:t>
       </w:r>
       <w:r>
-        <w:t xml:space="preserve"> task per week. Keep using fictional or permitted data until your organization confirms what you can use Cowork with.</w:t>
+        <w:t xml:space="preserve"> task per week. Use real work data only in the ways your organization permits for Cowork; when in doubt, practice on the Zava files first.</w:t>
       </w:r>
     </w:p>
     <w:tbl>
@@ -1649,7 +1649,7 @@
     </w:p>
     <w:p>
       <w:r>
-        <w:pict w14:anchorId="2217E925">
+        <w:pict w14:anchorId="254E222F">
           <v:rect id="_x0000_i1028" style="width:0;height:1.5pt" o:hralign="center" o:hrstd="t" o:hr="t"/>
         </w:pict>
       </w:r>
@@ -1851,7 +1851,7 @@
   <w:abstractNum w:abstractNumId="0" w15:restartNumberingAfterBreak="0">
     <w:nsid w:val="0000A990"/>
     <w:multiLevelType w:val="multilevel"/>
-    <w:tmpl w:val="80163034"/>
+    <w:tmpl w:val="87D6A1FA"/>
     <w:lvl w:ilvl="0">
       <w:numFmt w:val="bullet"/>
       <w:lvlText w:val=" "/>
@@ -1928,7 +1928,7 @@
   <w:abstractNum w:abstractNumId="1" w15:restartNumberingAfterBreak="0">
     <w:nsid w:val="0000A991"/>
     <w:multiLevelType w:val="multilevel"/>
-    <w:tmpl w:val="C73AA62C"/>
+    <w:tmpl w:val="50486D4E"/>
     <w:lvl w:ilvl="0">
       <w:numFmt w:val="bullet"/>
       <w:lvlText w:val=""/>
@@ -2032,7 +2032,7 @@
   <w:abstractNum w:abstractNumId="2" w15:restartNumberingAfterBreak="0">
     <w:nsid w:val="0000A992"/>
     <w:multiLevelType w:val="multilevel"/>
-    <w:tmpl w:val="7DA48620"/>
+    <w:tmpl w:val="C4A4728C"/>
     <w:lvl w:ilvl="0">
       <w:numFmt w:val="bullet"/>
       <w:lvlText w:val="☐"/>
@@ -2109,7 +2109,7 @@
   <w:abstractNum w:abstractNumId="3" w15:restartNumberingAfterBreak="0">
     <w:nsid w:val="00A99411"/>
     <w:multiLevelType w:val="multilevel"/>
-    <w:tmpl w:val="C7D48436"/>
+    <w:tmpl w:val="535C55D4"/>
     <w:lvl w:ilvl="0">
       <w:start w:val="1"/>
       <w:numFmt w:val="decimal"/>
@@ -2192,34 +2192,34 @@
       </w:pPr>
     </w:lvl>
   </w:abstractNum>
-  <w:num w:numId="1" w16cid:durableId="1875730182">
+  <w:num w:numId="1" w16cid:durableId="2032804082">
     <w:abstractNumId w:val="0"/>
   </w:num>
-  <w:num w:numId="2" w16cid:durableId="736633314">
+  <w:num w:numId="2" w16cid:durableId="1936202389">
     <w:abstractNumId w:val="1"/>
   </w:num>
-  <w:num w:numId="3" w16cid:durableId="802499999">
+  <w:num w:numId="3" w16cid:durableId="1317612513">
     <w:abstractNumId w:val="1"/>
   </w:num>
-  <w:num w:numId="4" w16cid:durableId="915938546">
+  <w:num w:numId="4" w16cid:durableId="1504978273">
     <w:abstractNumId w:val="1"/>
   </w:num>
-  <w:num w:numId="5" w16cid:durableId="342830245">
+  <w:num w:numId="5" w16cid:durableId="1686443377">
     <w:abstractNumId w:val="1"/>
   </w:num>
-  <w:num w:numId="6" w16cid:durableId="909270647">
+  <w:num w:numId="6" w16cid:durableId="1945992881">
     <w:abstractNumId w:val="1"/>
   </w:num>
-  <w:num w:numId="7" w16cid:durableId="1939437843">
+  <w:num w:numId="7" w16cid:durableId="513691012">
     <w:abstractNumId w:val="1"/>
   </w:num>
-  <w:num w:numId="8" w16cid:durableId="625500921">
+  <w:num w:numId="8" w16cid:durableId="1494881749">
     <w:abstractNumId w:val="1"/>
   </w:num>
-  <w:num w:numId="9" w16cid:durableId="1123966725">
+  <w:num w:numId="9" w16cid:durableId="560289584">
     <w:abstractNumId w:val="1"/>
   </w:num>
-  <w:num w:numId="10" w16cid:durableId="623968738">
+  <w:num w:numId="10" w16cid:durableId="506212356">
     <w:abstractNumId w:val="3"/>
     <w:lvlOverride w:ilvl="0">
       <w:startOverride w:val="1"/>
@@ -2249,7 +2249,7 @@
       <w:startOverride w:val="1"/>
     </w:lvlOverride>
   </w:num>
-  <w:num w:numId="11" w16cid:durableId="42484424">
+  <w:num w:numId="11" w16cid:durableId="208080700">
     <w:abstractNumId w:val="3"/>
     <w:lvlOverride w:ilvl="0">
       <w:startOverride w:val="1"/>
@@ -2279,19 +2279,19 @@
       <w:startOverride w:val="1"/>
     </w:lvlOverride>
   </w:num>
-  <w:num w:numId="12" w16cid:durableId="998076752">
+  <w:num w:numId="12" w16cid:durableId="855509370">
     <w:abstractNumId w:val="1"/>
   </w:num>
-  <w:num w:numId="13" w16cid:durableId="1783039272">
+  <w:num w:numId="13" w16cid:durableId="2106535230">
     <w:abstractNumId w:val="1"/>
   </w:num>
-  <w:num w:numId="14" w16cid:durableId="280304643">
+  <w:num w:numId="14" w16cid:durableId="455410702">
     <w:abstractNumId w:val="2"/>
   </w:num>
-  <w:num w:numId="15" w16cid:durableId="1115759257">
+  <w:num w:numId="15" w16cid:durableId="933904707">
     <w:abstractNumId w:val="2"/>
   </w:num>
-  <w:num w:numId="16" w16cid:durableId="212273406">
+  <w:num w:numId="16" w16cid:durableId="1571036385">
     <w:abstractNumId w:val="2"/>
   </w:num>
 </w:numbering>
@@ -3230,6 +3230,34 @@
       <w:sz w:val="4"/>
     </w:rPr>
   </w:style>
+  <w:style w:type="character" w:customStyle="1" w:styleId="PromptGoal">
+    <w:name w:val="Prompt Goal"/>
+    <w:rPr>
+      <w:color w:val="1F4E99"/>
+      <w:shd w:val="clear" w:color="auto" w:fill="DCEBFF"/>
+    </w:rPr>
+  </w:style>
+  <w:style w:type="character" w:customStyle="1" w:styleId="PromptSource">
+    <w:name w:val="Prompt Source"/>
+    <w:rPr>
+      <w:color w:val="1E6B32"/>
+      <w:shd w:val="clear" w:color="auto" w:fill="DFF5E1"/>
+    </w:rPr>
+  </w:style>
+  <w:style w:type="character" w:customStyle="1" w:styleId="PromptExpectations">
+    <w:name w:val="Prompt Expectations"/>
+    <w:rPr>
+      <w:color w:val="8A4B00"/>
+      <w:shd w:val="clear" w:color="auto" w:fill="FFE9CC"/>
+    </w:rPr>
+  </w:style>
+  <w:style w:type="character" w:customStyle="1" w:styleId="PromptConstraints">
+    <w:name w:val="Prompt Constraints"/>
+    <w:rPr>
+      <w:color w:val="5B2C91"/>
+      <w:shd w:val="clear" w:color="auto" w:fill="EDE3FA"/>
+    </w:rPr>
+  </w:style>
   <w:style w:type="paragraph" w:customStyle="1" w:styleId="SourceCode">
     <w:name w:val="Source Code"/>
     <w:basedOn w:val="Normal"/>
@@ -3536,7 +3564,7 @@
     <w:name w:val="header"/>
     <w:basedOn w:val="Normal"/>
     <w:link w:val="HeaderChar"/>
-    <w:rsid w:val="00B3519E"/>
+    <w:rsid w:val="00B73A8C"/>
     <w:pPr>
       <w:tabs>
         <w:tab w:val="center" w:pos="4513"/>
@@ -3549,7 +3577,7 @@
     <w:name w:val="Header Char"/>
     <w:basedOn w:val="DefaultParagraphFont"/>
     <w:link w:val="Header"/>
-    <w:rsid w:val="00B3519E"/>
+    <w:rsid w:val="00B73A8C"/>
     <w:rPr>
       <w:rFonts w:ascii="Segoe UI" w:eastAsia="Segoe UI" w:hAnsi="Segoe UI" w:cs="Segoe UI"/>
       <w:color w:val="242424"/>
@@ -3560,7 +3588,7 @@
     <w:name w:val="footer"/>
     <w:basedOn w:val="Normal"/>
     <w:link w:val="FooterChar"/>
-    <w:rsid w:val="00B3519E"/>
+    <w:rsid w:val="00B73A8C"/>
     <w:pPr>
       <w:tabs>
         <w:tab w:val="center" w:pos="4513"/>
@@ -3573,7 +3601,7 @@
     <w:name w:val="Footer Char"/>
     <w:basedOn w:val="DefaultParagraphFont"/>
     <w:link w:val="Footer"/>
-    <w:rsid w:val="00B3519E"/>
+    <w:rsid w:val="00B73A8C"/>
     <w:rPr>
       <w:rFonts w:ascii="Segoe UI" w:eastAsia="Segoe UI" w:hAnsi="Segoe UI" w:cs="Segoe UI"/>
       <w:color w:val="242424"/>

--- a/participant/after-the-workshop.docx
+++ b/participant/after-the-workshop.docx
@@ -22,7 +22,7 @@
         <w:ind w:left="288" w:right="144"/>
       </w:pPr>
       <w:r>
-        <w:t xml:space="preserve">Send this to attendees the day after the session. It has three parts: a </w:t>
+        <w:t xml:space="preserve">Send this to attendees the day after the session. It has four parts: a </w:t>
       </w:r>
       <w:r>
         <w:rPr>
@@ -42,7 +42,7 @@
         <w:t>feedback survey</w:t>
       </w:r>
       <w:r>
-        <w:t xml:space="preserve"> to improve the next session, and a </w:t>
+        <w:t xml:space="preserve"> to improve the next session, a </w:t>
       </w:r>
       <w:r>
         <w:rPr>
@@ -52,12 +52,22 @@
         <w:t>30-day adoption plan</w:t>
       </w:r>
       <w:r>
-        <w:t xml:space="preserve"> to turn one workshop into a habit.</w:t>
-      </w:r>
-    </w:p>
-    <w:p>
-      <w:r>
-        <w:pict w14:anchorId="6169F680">
+        <w:t xml:space="preserve"> to turn one workshop into a habit, and a short read on </w:t>
+      </w:r>
+      <w:r>
+        <w:rPr>
+          <w:b/>
+          <w:bCs/>
+        </w:rPr>
+        <w:t>HR plugins</w:t>
+      </w:r>
+      <w:r>
+        <w:t>, which the session didn't have time for.</w:t>
+      </w:r>
+    </w:p>
+    <w:p>
+      <w:r>
+        <w:pict w14:anchorId="4BF67C68">
           <v:rect id="_x0000_i1025" style="width:0;height:1.5pt" o:hralign="center" o:hrstd="t" o:hr="t"/>
         </w:pict>
       </w:r>
@@ -95,7 +105,10 @@
         <w:t>Q1.</w:t>
       </w:r>
       <w:r>
-        <w:t xml:space="preserve"> You need a 3-bullet summary of one policy document. Which tool fits best?</w:t>
+        <w:t xml:space="preserve"> </w:t>
+      </w:r>
+      <w:r>
+        <w:t>You need a 3-bullet summary of one policy document. Which tool fits best?</w:t>
       </w:r>
     </w:p>
     <w:p>
@@ -146,10 +159,7 @@
         <w:t>Q2.</w:t>
       </w:r>
       <w:r>
-        <w:t xml:space="preserve"> </w:t>
-      </w:r>
-      <w:r>
-        <w:t>You want welcome emails for four new hires, grounded in the onboarding checklist and saved as drafts. Which tool fits best?</w:t>
+        <w:t xml:space="preserve"> You want welcome emails for four new hires, grounded in the onboarding checklist and saved as drafts. Which tool fits best?</w:t>
       </w:r>
     </w:p>
     <w:p>
@@ -484,10 +494,7 @@
         <w:t>Q7.</w:t>
       </w:r>
       <w:r>
-        <w:t xml:space="preserve"> </w:t>
-      </w:r>
-      <w:r>
-        <w:t>You create an automation that runs every Monday. Why should the prompt name the exact file and folder?</w:t>
+        <w:t xml:space="preserve"> You create an automation that runs every Monday. Why should the prompt name the exact file and folder?</w:t>
       </w:r>
     </w:p>
     <w:p>
@@ -622,10 +629,7 @@
         <w:t>A</w:t>
       </w:r>
       <w:r>
-        <w:t xml:space="preserve"> </w:t>
-      </w:r>
-      <w:r>
-        <w:t>— multi-step work that ends in deliverables is a Cowork job.</w:t>
+        <w:t xml:space="preserve"> — multi-step work that ends in deliverables is a Cowork job.</w:t>
       </w:r>
     </w:p>
     <w:p>
@@ -751,7 +755,7 @@
     </w:p>
     <w:p>
       <w:r>
-        <w:pict w14:anchorId="39226657">
+        <w:pict w14:anchorId="4A0F8F8D">
           <v:rect id="_x0000_i1026" style="width:0;height:1.5pt" o:hralign="center" o:hrstd="t" o:hr="t"/>
         </w:pict>
       </w:r>
@@ -1003,7 +1007,7 @@
     </w:p>
     <w:p>
       <w:r>
-        <w:pict w14:anchorId="77BCE946">
+        <w:pict w14:anchorId="5202F208">
           <v:rect id="_x0000_i1027" style="width:0;height:1.5pt" o:hralign="center" o:hrstd="t" o:hr="t"/>
         </w:pict>
       </w:r>
@@ -1033,7 +1037,10 @@
         <w:t>one</w:t>
       </w:r>
       <w:r>
-        <w:t xml:space="preserve"> task per week. Use real work data only in the ways your organization permits for Cowork; when in doubt, practice on the Zava files first.</w:t>
+        <w:t xml:space="preserve"> task per week. Use real work data only in the ways your organization permits for </w:t>
+      </w:r>
+      <w:r>
+        <w:t>Cowork; when in doubt, practice on the Zava files first.</w:t>
       </w:r>
     </w:p>
     <w:tbl>
@@ -1188,13 +1195,7 @@
               <w:rPr>
                 <w:sz w:val="19"/>
               </w:rPr>
-              <w:t xml:space="preserve"> </w:t>
-            </w:r>
-            <w:r>
-              <w:rPr>
-                <w:sz w:val="19"/>
-              </w:rPr>
-              <w:t xml:space="preserve">each morning, or try the </w:t>
+              <w:t xml:space="preserve"> each morning, or try the </w:t>
             </w:r>
             <w:r>
               <w:rPr>
@@ -1512,7 +1513,10 @@
         <w:t>{new hire}</w:t>
       </w:r>
       <w:r>
-        <w:t xml:space="preserve"> starting </w:t>
+        <w:t xml:space="preserve"> </w:t>
+      </w:r>
+      <w:r>
+        <w:t xml:space="preserve">starting </w:t>
       </w:r>
       <w:r>
         <w:rPr>
@@ -1648,8 +1652,493 @@
       </w:hyperlink>
     </w:p>
     <w:p>
-      <w:r>
-        <w:pict w14:anchorId="254E222F">
+      <w:pPr>
+        <w:pStyle w:val="Heading2"/>
+      </w:pPr>
+      <w:bookmarkStart w:id="7" w:name="X39c253e0863c841d001271f1252f8b82b95a051"/>
+      <w:bookmarkEnd w:id="4"/>
+      <w:bookmarkEnd w:id="6"/>
+      <w:r>
+        <w:t>4. Go further: extend Cowork with HR plugins</w:t>
+      </w:r>
+    </w:p>
+    <w:p>
+      <w:pPr>
+        <w:pStyle w:val="FirstParagraph"/>
+      </w:pPr>
+      <w:r>
+        <w:t xml:space="preserve">You've packaged your own work as a </w:t>
+      </w:r>
+      <w:r>
+        <w:rPr>
+          <w:b/>
+          <w:bCs/>
+        </w:rPr>
+        <w:t>skill</w:t>
+      </w:r>
+      <w:r>
+        <w:t xml:space="preserve"> and put it on a </w:t>
+      </w:r>
+      <w:r>
+        <w:rPr>
+          <w:b/>
+          <w:bCs/>
+        </w:rPr>
+        <w:t>schedule</w:t>
+      </w:r>
+      <w:r>
+        <w:t xml:space="preserve">. </w:t>
+      </w:r>
+      <w:r>
+        <w:rPr>
+          <w:b/>
+          <w:bCs/>
+        </w:rPr>
+        <w:t>Plugins</w:t>
+      </w:r>
+      <w:r>
+        <w:t xml:space="preserve"> extend Cowork further, into the </w:t>
+      </w:r>
+      <w:r>
+        <w:rPr>
+          <w:b/>
+          <w:bCs/>
+        </w:rPr>
+        <w:t>HR systems you already use</w:t>
+      </w:r>
+      <w:r>
+        <w:t>: payroll, recruiting, scheduling, or your HR system. Read this on your own; there's nothing to install.</w:t>
+      </w:r>
+    </w:p>
+    <w:p>
+      <w:pPr>
+        <w:pStyle w:val="BodyText"/>
+      </w:pPr>
+      <w:r>
+        <w:rPr>
+          <w:noProof/>
+        </w:rPr>
+        <w:drawing>
+          <wp:inline distT="0" distB="0" distL="0" distR="0" wp14:anchorId="560C06A1" wp14:editId="266733A5">
+            <wp:extent cx="6210300" cy="3261914"/>
+            <wp:effectExtent l="0" t="0" r="0" b="0"/>
+            <wp:docPr id="20" name="Picture" descr="The Cowork Customize page with the Plugins tab selected, showing installed plugins with on/off toggles."/>
+            <wp:cNvGraphicFramePr/>
+            <a:graphic xmlns:a="http://schemas.openxmlformats.org/drawingml/2006/main">
+              <a:graphicData uri="http://schemas.openxmlformats.org/drawingml/2006/picture">
+                <pic:pic xmlns:pic="http://schemas.openxmlformats.org/drawingml/2006/picture">
+                  <pic:nvPicPr>
+                    <pic:cNvPr id="21" name="Picture" descr="../reference/media/customize-plugins.png"/>
+                    <pic:cNvPicPr>
+                      <a:picLocks noChangeAspect="1" noChangeArrowheads="1"/>
+                    </pic:cNvPicPr>
+                  </pic:nvPicPr>
+                  <pic:blipFill>
+                    <a:blip r:embed="rId12"/>
+                    <a:stretch>
+                      <a:fillRect/>
+                    </a:stretch>
+                  </pic:blipFill>
+                  <pic:spPr bwMode="auto">
+                    <a:xfrm>
+                      <a:off x="0" y="0"/>
+                      <a:ext cx="6210300" cy="3261914"/>
+                    </a:xfrm>
+                    <a:prstGeom prst="rect">
+                      <a:avLst/>
+                    </a:prstGeom>
+                    <a:noFill/>
+                    <a:ln w="9525">
+                      <a:noFill/>
+                      <a:headEnd/>
+                      <a:tailEnd/>
+                    </a:ln>
+                  </pic:spPr>
+                </pic:pic>
+              </a:graphicData>
+            </a:graphic>
+          </wp:inline>
+        </w:drawing>
+      </w:r>
+    </w:p>
+    <w:p>
+      <w:pPr>
+        <w:pStyle w:val="BodyText"/>
+      </w:pPr>
+      <w:r>
+        <w:rPr>
+          <w:i/>
+          <w:iCs/>
+        </w:rPr>
+        <w:lastRenderedPageBreak/>
+        <w:t xml:space="preserve">Customize → Plugins (screenshot: Microsoft Learn). HR plugins appear in the same </w:t>
+      </w:r>
+      <w:r>
+        <w:rPr>
+          <w:b/>
+          <w:bCs/>
+          <w:i/>
+          <w:iCs/>
+        </w:rPr>
+        <w:t>Installed</w:t>
+      </w:r>
+      <w:r>
+        <w:rPr>
+          <w:i/>
+          <w:iCs/>
+        </w:rPr>
+        <w:t xml:space="preserve"> list once your admin adds them.</w:t>
+      </w:r>
+    </w:p>
+    <w:p>
+      <w:pPr>
+        <w:pStyle w:val="Compact"/>
+        <w:numPr>
+          <w:ilvl w:val="0"/>
+          <w:numId w:val="14"/>
+        </w:numPr>
+      </w:pPr>
+      <w:r>
+        <w:rPr>
+          <w:b/>
+          <w:bCs/>
+        </w:rPr>
+        <w:t>What:</w:t>
+      </w:r>
+      <w:r>
+        <w:t xml:space="preserve"> a plugin adds </w:t>
+      </w:r>
+      <w:r>
+        <w:rPr>
+          <w:b/>
+          <w:bCs/>
+        </w:rPr>
+        <w:t>skills</w:t>
+      </w:r>
+      <w:r>
+        <w:t xml:space="preserve"> (HR know-how) and/or </w:t>
+      </w:r>
+      <w:r>
+        <w:rPr>
+          <w:b/>
+          <w:bCs/>
+        </w:rPr>
+        <w:t>connectors</w:t>
+      </w:r>
+      <w:r>
+        <w:t xml:space="preserve"> to systems outside Microsoft 365. Connectors can be </w:t>
+      </w:r>
+      <w:r>
+        <w:rPr>
+          <w:b/>
+          <w:bCs/>
+        </w:rPr>
+        <w:t>MCP servers</w:t>
+      </w:r>
+      <w:r>
+        <w:t>.</w:t>
+      </w:r>
+    </w:p>
+    <w:p>
+      <w:pPr>
+        <w:pStyle w:val="Compact"/>
+        <w:numPr>
+          <w:ilvl w:val="0"/>
+          <w:numId w:val="14"/>
+        </w:numPr>
+      </w:pPr>
+      <w:r>
+        <w:rPr>
+          <w:b/>
+          <w:bCs/>
+        </w:rPr>
+        <w:t>Where:</w:t>
+      </w:r>
+      <w:r>
+        <w:t xml:space="preserve"> </w:t>
+      </w:r>
+      <w:r>
+        <w:rPr>
+          <w:b/>
+          <w:bCs/>
+        </w:rPr>
+        <w:t>Customize → Plugins</w:t>
+      </w:r>
+      <w:r>
+        <w:t xml:space="preserve">. </w:t>
+      </w:r>
+      <w:r>
+        <w:rPr>
+          <w:b/>
+          <w:bCs/>
+        </w:rPr>
+        <w:t>Installed</w:t>
+      </w:r>
+      <w:r>
+        <w:t xml:space="preserve"> plugins have on/off toggles; the detail page shows what each one connects to; </w:t>
+      </w:r>
+      <w:r>
+        <w:rPr>
+          <w:b/>
+          <w:bCs/>
+        </w:rPr>
+        <w:t>Discover</w:t>
+      </w:r>
+      <w:r>
+        <w:t xml:space="preserve"> </w:t>
+      </w:r>
+      <w:r>
+        <w:t>lists plugins your admin made available.</w:t>
+      </w:r>
+    </w:p>
+    <w:p>
+      <w:pPr>
+        <w:pStyle w:val="Compact"/>
+        <w:numPr>
+          <w:ilvl w:val="0"/>
+          <w:numId w:val="14"/>
+        </w:numPr>
+      </w:pPr>
+      <w:r>
+        <w:rPr>
+          <w:b/>
+          <w:bCs/>
+        </w:rPr>
+        <w:t>HR examples:</w:t>
+      </w:r>
+      <w:r>
+        <w:t xml:space="preserve"> </w:t>
+      </w:r>
+      <w:r>
+        <w:rPr>
+          <w:b/>
+          <w:bCs/>
+        </w:rPr>
+        <w:t>Gusto</w:t>
+      </w:r>
+      <w:r>
+        <w:t xml:space="preserve"> (payroll, employee records, benefits enrollment), </w:t>
+      </w:r>
+      <w:r>
+        <w:rPr>
+          <w:b/>
+          <w:bCs/>
+        </w:rPr>
+        <w:t>ZipRecruiter</w:t>
+      </w:r>
+      <w:r>
+        <w:t xml:space="preserve"> and </w:t>
+      </w:r>
+      <w:r>
+        <w:rPr>
+          <w:b/>
+          <w:bCs/>
+        </w:rPr>
+        <w:t>Dice.com</w:t>
+      </w:r>
+      <w:r>
+        <w:t xml:space="preserve"> (job listings), </w:t>
+      </w:r>
+      <w:r>
+        <w:rPr>
+          <w:b/>
+          <w:bCs/>
+        </w:rPr>
+        <w:t>Cronofy MCP</w:t>
+      </w:r>
+      <w:r>
+        <w:t xml:space="preserve"> (interview scheduling across real calendar availability), </w:t>
+      </w:r>
+      <w:r>
+        <w:rPr>
+          <w:b/>
+          <w:bCs/>
+        </w:rPr>
+        <w:t>Articulate</w:t>
+      </w:r>
+      <w:r>
+        <w:t xml:space="preserve"> (training course outlines), or your organization's </w:t>
+      </w:r>
+      <w:r>
+        <w:rPr>
+          <w:b/>
+          <w:bCs/>
+        </w:rPr>
+        <w:t>own HR system</w:t>
+      </w:r>
+      <w:r>
+        <w:t xml:space="preserve"> connected through an MCP server. Full list: </w:t>
+      </w:r>
+      <w:hyperlink r:id="rId13">
+        <w:r>
+          <w:rPr>
+            <w:rStyle w:val="Hyperlink"/>
+          </w:rPr>
+          <w:t>Available plugins for Copilot Cowork</w:t>
+        </w:r>
+      </w:hyperlink>
+      <w:r>
+        <w:t>.</w:t>
+      </w:r>
+    </w:p>
+    <w:p>
+      <w:pPr>
+        <w:pStyle w:val="Compact"/>
+        <w:numPr>
+          <w:ilvl w:val="0"/>
+          <w:numId w:val="14"/>
+        </w:numPr>
+      </w:pPr>
+      <w:r>
+        <w:rPr>
+          <w:b/>
+          <w:bCs/>
+        </w:rPr>
+        <w:t>⭐</w:t>
+      </w:r>
+      <w:r>
+        <w:rPr>
+          <w:b/>
+          <w:bCs/>
+        </w:rPr>
+        <w:t xml:space="preserve"> SAP SuccessFactors?</w:t>
+      </w:r>
+      <w:r>
+        <w:t xml:space="preserve"> </w:t>
+      </w:r>
+      <w:r>
+        <w:t xml:space="preserve">No SuccessFactors plugin is in the Cowork catalog yet. Today, use the </w:t>
+      </w:r>
+      <w:r>
+        <w:rPr>
+          <w:b/>
+          <w:bCs/>
+        </w:rPr>
+        <w:t>Employee Self-Service agent</w:t>
+      </w:r>
+      <w:r>
+        <w:t xml:space="preserve"> with its SAP SuccessFactors extension pack, or have IT build a </w:t>
+      </w:r>
+      <w:r>
+        <w:rPr>
+          <w:b/>
+          <w:bCs/>
+        </w:rPr>
+        <w:t>custom plugin</w:t>
+      </w:r>
+      <w:r>
+        <w:t xml:space="preserve"> with an MCP connector. Details in </w:t>
+      </w:r>
+      <w:hyperlink r:id="rId14">
+        <w:r>
+          <w:rPr>
+            <w:rStyle w:val="Hyperlink"/>
+          </w:rPr>
+          <w:t>reference/09-plugins.docx</w:t>
+        </w:r>
+      </w:hyperlink>
+      <w:r>
+        <w:t>.</w:t>
+      </w:r>
+    </w:p>
+    <w:p>
+      <w:pPr>
+        <w:pStyle w:val="Compact"/>
+        <w:numPr>
+          <w:ilvl w:val="0"/>
+          <w:numId w:val="14"/>
+        </w:numPr>
+      </w:pPr>
+      <w:r>
+        <w:rPr>
+          <w:b/>
+          <w:bCs/>
+        </w:rPr>
+        <w:t>Imagine:</w:t>
+      </w:r>
+      <w:r>
+        <w:t xml:space="preserve"> "Which open tickets in </w:t>
+      </w:r>
+      <w:r>
+        <w:rPr>
+          <w:rStyle w:val="VerbatimChar"/>
+        </w:rPr>
+        <w:t>hr-tickets-sample.xlsx</w:t>
+      </w:r>
+      <w:r>
+        <w:t xml:space="preserve"> are payroll issues? Check each employee's latest pay run and draft a reply." With a payroll plugin, Cowork answers T-2008 from the spreadsheet </w:t>
+      </w:r>
+      <w:r>
+        <w:rPr>
+          <w:b/>
+          <w:bCs/>
+        </w:rPr>
+        <w:t>and</w:t>
+      </w:r>
+      <w:r>
+        <w:t xml:space="preserve"> </w:t>
+      </w:r>
+      <w:r>
+        <w:t>live payroll data, then waits for your approval.</w:t>
+      </w:r>
+    </w:p>
+    <w:p>
+      <w:pPr>
+        <w:pStyle w:val="Compact"/>
+        <w:numPr>
+          <w:ilvl w:val="0"/>
+          <w:numId w:val="14"/>
+        </w:numPr>
+      </w:pPr>
+      <w:r>
+        <w:rPr>
+          <w:b/>
+          <w:bCs/>
+        </w:rPr>
+        <w:t>Why it matters:</w:t>
+      </w:r>
+      <w:r>
+        <w:t xml:space="preserve"> fewer copy-and-paste hand-offs between systems; consistent answers across the team; governed by IT (approval, deployment, Purview audit logs); and no extra access, because each connector uses </w:t>
+      </w:r>
+      <w:r>
+        <w:rPr>
+          <w:b/>
+          <w:bCs/>
+        </w:rPr>
+        <w:t>your own sign-in</w:t>
+      </w:r>
+      <w:r>
+        <w:t>.</w:t>
+      </w:r>
+    </w:p>
+    <w:p>
+      <w:pPr>
+        <w:pStyle w:val="BodyText"/>
+        <w:pBdr>
+          <w:left w:val="single" w:sz="18" w:space="8" w:color="3B1041"/>
+        </w:pBdr>
+        <w:shd w:val="clear" w:color="auto" w:fill="FBF6FD"/>
+        <w:spacing w:before="30" w:after="30"/>
+        <w:ind w:left="288" w:right="144"/>
+      </w:pPr>
+      <w:r>
+        <w:t xml:space="preserve">Don't add or upload plugins without your admin; most plugins need admin approval. Details, the full example, and how IT can build an HR plugin: </w:t>
+      </w:r>
+      <w:hyperlink r:id="rId15">
+        <w:r>
+          <w:rPr>
+            <w:rStyle w:val="Hyperlink"/>
+          </w:rPr>
+          <w:t>reference/09-plugins.docx</w:t>
+        </w:r>
+      </w:hyperlink>
+      <w:r>
+        <w:t>.</w:t>
+      </w:r>
+    </w:p>
+    <w:p>
+      <w:r>
+        <w:pict w14:anchorId="6034FCA8">
           <v:rect id="_x0000_i1028" style="width:0;height:1.5pt" o:hralign="center" o:hrstd="t" o:hr="t"/>
         </w:pict>
       </w:r>
@@ -1658,9 +2147,8 @@
       <w:pPr>
         <w:pStyle w:val="Heading2"/>
       </w:pPr>
-      <w:bookmarkStart w:id="7" w:name="housekeeping-please-do-this-today"/>
-      <w:bookmarkEnd w:id="4"/>
-      <w:bookmarkEnd w:id="6"/>
+      <w:bookmarkStart w:id="8" w:name="housekeeping-please-do-this-today"/>
+      <w:bookmarkEnd w:id="7"/>
       <w:r>
         <w:t>Housekeeping (please do this today)</w:t>
       </w:r>
@@ -1670,7 +2158,7 @@
         <w:pStyle w:val="Compact"/>
         <w:numPr>
           <w:ilvl w:val="0"/>
-          <w:numId w:val="14"/>
+          <w:numId w:val="15"/>
         </w:numPr>
       </w:pPr>
       <w:r>
@@ -1699,7 +2187,7 @@
         <w:pStyle w:val="Compact"/>
         <w:numPr>
           <w:ilvl w:val="0"/>
-          <w:numId w:val="15"/>
+          <w:numId w:val="16"/>
         </w:numPr>
       </w:pPr>
       <w:r>
@@ -1721,17 +2209,17 @@
         <w:pStyle w:val="Compact"/>
         <w:numPr>
           <w:ilvl w:val="0"/>
-          <w:numId w:val="16"/>
+          <w:numId w:val="17"/>
         </w:numPr>
       </w:pPr>
       <w:r>
         <w:t>Delete any drafts or test sends you don't need.</w:t>
       </w:r>
       <w:bookmarkEnd w:id="0"/>
-      <w:bookmarkEnd w:id="7"/>
+      <w:bookmarkEnd w:id="8"/>
     </w:p>
     <w:sectPr>
-      <w:footerReference w:type="default" r:id="rId12"/>
+      <w:footerReference w:type="default" r:id="rId16"/>
       <w:footnotePr>
         <w:numRestart w:val="eachSect"/>
       </w:footnotePr>
@@ -1851,7 +2339,7 @@
   <w:abstractNum w:abstractNumId="0" w15:restartNumberingAfterBreak="0">
     <w:nsid w:val="0000A990"/>
     <w:multiLevelType w:val="multilevel"/>
-    <w:tmpl w:val="87D6A1FA"/>
+    <w:tmpl w:val="95C2C772"/>
     <w:lvl w:ilvl="0">
       <w:numFmt w:val="bullet"/>
       <w:lvlText w:val=" "/>
@@ -1928,7 +2416,7 @@
   <w:abstractNum w:abstractNumId="1" w15:restartNumberingAfterBreak="0">
     <w:nsid w:val="0000A991"/>
     <w:multiLevelType w:val="multilevel"/>
-    <w:tmpl w:val="50486D4E"/>
+    <w:tmpl w:val="CEA4E75C"/>
     <w:lvl w:ilvl="0">
       <w:numFmt w:val="bullet"/>
       <w:lvlText w:val=""/>
@@ -2032,7 +2520,7 @@
   <w:abstractNum w:abstractNumId="2" w15:restartNumberingAfterBreak="0">
     <w:nsid w:val="0000A992"/>
     <w:multiLevelType w:val="multilevel"/>
-    <w:tmpl w:val="C4A4728C"/>
+    <w:tmpl w:val="1CC8786E"/>
     <w:lvl w:ilvl="0">
       <w:numFmt w:val="bullet"/>
       <w:lvlText w:val="☐"/>
@@ -2109,7 +2597,7 @@
   <w:abstractNum w:abstractNumId="3" w15:restartNumberingAfterBreak="0">
     <w:nsid w:val="00A99411"/>
     <w:multiLevelType w:val="multilevel"/>
-    <w:tmpl w:val="535C55D4"/>
+    <w:tmpl w:val="791EE8DE"/>
     <w:lvl w:ilvl="0">
       <w:start w:val="1"/>
       <w:numFmt w:val="decimal"/>
@@ -2192,34 +2680,34 @@
       </w:pPr>
     </w:lvl>
   </w:abstractNum>
-  <w:num w:numId="1" w16cid:durableId="2032804082">
+  <w:num w:numId="1" w16cid:durableId="629628086">
     <w:abstractNumId w:val="0"/>
   </w:num>
-  <w:num w:numId="2" w16cid:durableId="1936202389">
+  <w:num w:numId="2" w16cid:durableId="321734725">
     <w:abstractNumId w:val="1"/>
   </w:num>
-  <w:num w:numId="3" w16cid:durableId="1317612513">
+  <w:num w:numId="3" w16cid:durableId="1695954831">
     <w:abstractNumId w:val="1"/>
   </w:num>
-  <w:num w:numId="4" w16cid:durableId="1504978273">
+  <w:num w:numId="4" w16cid:durableId="1503088655">
     <w:abstractNumId w:val="1"/>
   </w:num>
-  <w:num w:numId="5" w16cid:durableId="1686443377">
+  <w:num w:numId="5" w16cid:durableId="1697152008">
     <w:abstractNumId w:val="1"/>
   </w:num>
-  <w:num w:numId="6" w16cid:durableId="1945992881">
+  <w:num w:numId="6" w16cid:durableId="1492673081">
     <w:abstractNumId w:val="1"/>
   </w:num>
-  <w:num w:numId="7" w16cid:durableId="513691012">
+  <w:num w:numId="7" w16cid:durableId="864707671">
     <w:abstractNumId w:val="1"/>
   </w:num>
-  <w:num w:numId="8" w16cid:durableId="1494881749">
+  <w:num w:numId="8" w16cid:durableId="833180715">
     <w:abstractNumId w:val="1"/>
   </w:num>
-  <w:num w:numId="9" w16cid:durableId="560289584">
+  <w:num w:numId="9" w16cid:durableId="576986060">
     <w:abstractNumId w:val="1"/>
   </w:num>
-  <w:num w:numId="10" w16cid:durableId="506212356">
+  <w:num w:numId="10" w16cid:durableId="1660112792">
     <w:abstractNumId w:val="3"/>
     <w:lvlOverride w:ilvl="0">
       <w:startOverride w:val="1"/>
@@ -2249,7 +2737,7 @@
       <w:startOverride w:val="1"/>
     </w:lvlOverride>
   </w:num>
-  <w:num w:numId="11" w16cid:durableId="208080700">
+  <w:num w:numId="11" w16cid:durableId="671881255">
     <w:abstractNumId w:val="3"/>
     <w:lvlOverride w:ilvl="0">
       <w:startOverride w:val="1"/>
@@ -2279,19 +2767,22 @@
       <w:startOverride w:val="1"/>
     </w:lvlOverride>
   </w:num>
-  <w:num w:numId="12" w16cid:durableId="855509370">
+  <w:num w:numId="12" w16cid:durableId="1911839772">
     <w:abstractNumId w:val="1"/>
   </w:num>
-  <w:num w:numId="13" w16cid:durableId="2106535230">
+  <w:num w:numId="13" w16cid:durableId="782000878">
     <w:abstractNumId w:val="1"/>
   </w:num>
-  <w:num w:numId="14" w16cid:durableId="455410702">
+  <w:num w:numId="14" w16cid:durableId="536044212">
+    <w:abstractNumId w:val="1"/>
+  </w:num>
+  <w:num w:numId="15" w16cid:durableId="390932360">
     <w:abstractNumId w:val="2"/>
   </w:num>
-  <w:num w:numId="15" w16cid:durableId="933904707">
+  <w:num w:numId="16" w16cid:durableId="298069460">
     <w:abstractNumId w:val="2"/>
   </w:num>
-  <w:num w:numId="16" w16cid:durableId="1571036385">
+  <w:num w:numId="17" w16cid:durableId="433214813">
     <w:abstractNumId w:val="2"/>
   </w:num>
 </w:numbering>
@@ -3564,7 +4055,7 @@
     <w:name w:val="header"/>
     <w:basedOn w:val="Normal"/>
     <w:link w:val="HeaderChar"/>
-    <w:rsid w:val="00B73A8C"/>
+    <w:rsid w:val="009D6D89"/>
     <w:pPr>
       <w:tabs>
         <w:tab w:val="center" w:pos="4513"/>
@@ -3577,7 +4068,7 @@
     <w:name w:val="Header Char"/>
     <w:basedOn w:val="DefaultParagraphFont"/>
     <w:link w:val="Header"/>
-    <w:rsid w:val="00B73A8C"/>
+    <w:rsid w:val="009D6D89"/>
     <w:rPr>
       <w:rFonts w:ascii="Segoe UI" w:eastAsia="Segoe UI" w:hAnsi="Segoe UI" w:cs="Segoe UI"/>
       <w:color w:val="242424"/>
@@ -3588,7 +4079,7 @@
     <w:name w:val="footer"/>
     <w:basedOn w:val="Normal"/>
     <w:link w:val="FooterChar"/>
-    <w:rsid w:val="00B73A8C"/>
+    <w:rsid w:val="009D6D89"/>
     <w:pPr>
       <w:tabs>
         <w:tab w:val="center" w:pos="4513"/>
@@ -3601,7 +4092,7 @@
     <w:name w:val="Footer Char"/>
     <w:basedOn w:val="DefaultParagraphFont"/>
     <w:link w:val="Footer"/>
-    <w:rsid w:val="00B73A8C"/>
+    <w:rsid w:val="009D6D89"/>
     <w:rPr>
       <w:rFonts w:ascii="Segoe UI" w:eastAsia="Segoe UI" w:hAnsi="Segoe UI" w:cs="Segoe UI"/>
       <w:color w:val="242424"/>

--- a/participant/after-the-workshop.docx
+++ b/participant/after-the-workshop.docx
@@ -67,7 +67,7 @@
     </w:p>
     <w:p>
       <w:r>
-        <w:pict w14:anchorId="4BF67C68">
+        <w:pict w14:anchorId="527E65DB">
           <v:rect id="_x0000_i1025" style="width:0;height:1.5pt" o:hralign="center" o:hrstd="t" o:hr="t"/>
         </w:pict>
       </w:r>
@@ -105,10 +105,7 @@
         <w:t>Q1.</w:t>
       </w:r>
       <w:r>
-        <w:t xml:space="preserve"> </w:t>
-      </w:r>
-      <w:r>
-        <w:t>You need a 3-bullet summary of one policy document. Which tool fits best?</w:t>
+        <w:t xml:space="preserve"> You need a 3-bullet summary of one policy document. Which tool fits best?</w:t>
       </w:r>
     </w:p>
     <w:p>
@@ -755,7 +752,7 @@
     </w:p>
     <w:p>
       <w:r>
-        <w:pict w14:anchorId="4A0F8F8D">
+        <w:pict w14:anchorId="5616653D">
           <v:rect id="_x0000_i1026" style="width:0;height:1.5pt" o:hralign="center" o:hrstd="t" o:hr="t"/>
         </w:pict>
       </w:r>
@@ -1007,7 +1004,7 @@
     </w:p>
     <w:p>
       <w:r>
-        <w:pict w14:anchorId="5202F208">
+        <w:pict w14:anchorId="3436B778">
           <v:rect id="_x0000_i1027" style="width:0;height:1.5pt" o:hralign="center" o:hrstd="t" o:hr="t"/>
         </w:pict>
       </w:r>
@@ -1037,10 +1034,7 @@
         <w:t>one</w:t>
       </w:r>
       <w:r>
-        <w:t xml:space="preserve"> task per week. Use real work data only in the ways your organization permits for </w:t>
-      </w:r>
-      <w:r>
-        <w:t>Cowork; when in doubt, practice on the Zava files first.</w:t>
+        <w:t xml:space="preserve"> task per week. Use real work data only in the ways your organization permits for Cowork; when in doubt, practice on the Zava files first.</w:t>
       </w:r>
     </w:p>
     <w:tbl>
@@ -1513,10 +1507,7 @@
         <w:t>{new hire}</w:t>
       </w:r>
       <w:r>
-        <w:t xml:space="preserve"> </w:t>
-      </w:r>
-      <w:r>
-        <w:t xml:space="preserve">starting </w:t>
+        <w:t xml:space="preserve"> starting </w:t>
       </w:r>
       <w:r>
         <w:rPr>
@@ -1719,7 +1710,7 @@
           <w:noProof/>
         </w:rPr>
         <w:drawing>
-          <wp:inline distT="0" distB="0" distL="0" distR="0" wp14:anchorId="560C06A1" wp14:editId="266733A5">
+          <wp:inline distT="0" distB="0" distL="0" distR="0" wp14:anchorId="3229360F" wp14:editId="720BB184">
             <wp:extent cx="6210300" cy="3261914"/>
             <wp:effectExtent l="0" t="0" r="0" b="0"/>
             <wp:docPr id="20" name="Picture" descr="The Cowork Customize page with the Plugins tab selected, showing installed plugins with on/off toggles."/>
@@ -1885,10 +1876,7 @@
         <w:t>Discover</w:t>
       </w:r>
       <w:r>
-        <w:t xml:space="preserve"> </w:t>
-      </w:r>
-      <w:r>
-        <w:t>lists plugins your admin made available.</w:t>
+        <w:t xml:space="preserve"> lists plugins your admin made available.</w:t>
       </w:r>
     </w:p>
     <w:p>
@@ -1994,20 +1982,10 @@
           <w:b/>
           <w:bCs/>
         </w:rPr>
-        <w:t>⭐</w:t>
-      </w:r>
-      <w:r>
-        <w:rPr>
-          <w:b/>
-          <w:bCs/>
-        </w:rPr>
-        <w:t xml:space="preserve"> SAP SuccessFactors?</w:t>
-      </w:r>
-      <w:r>
-        <w:t xml:space="preserve"> </w:t>
-      </w:r>
-      <w:r>
-        <w:t xml:space="preserve">No SuccessFactors plugin is in the Cowork catalog yet. Today, use the </w:t>
+        <w:t>⭐ SAP SuccessFactors?</w:t>
+      </w:r>
+      <w:r>
+        <w:t xml:space="preserve"> No SuccessFactors plugin is in the Cowork catalog yet. Today, use the </w:t>
       </w:r>
       <w:r>
         <w:rPr>
@@ -2076,10 +2054,7 @@
         <w:t>and</w:t>
       </w:r>
       <w:r>
-        <w:t xml:space="preserve"> </w:t>
-      </w:r>
-      <w:r>
-        <w:t>live payroll data, then waits for your approval.</w:t>
+        <w:t xml:space="preserve"> live payroll data, then waits for your approval.</w:t>
       </w:r>
     </w:p>
     <w:p>
@@ -2138,7 +2113,7 @@
     </w:p>
     <w:p>
       <w:r>
-        <w:pict w14:anchorId="6034FCA8">
+        <w:pict w14:anchorId="45A60D83">
           <v:rect id="_x0000_i1028" style="width:0;height:1.5pt" o:hralign="center" o:hrstd="t" o:hr="t"/>
         </w:pict>
       </w:r>
@@ -2191,6 +2166,29 @@
         </w:numPr>
       </w:pPr>
       <w:r>
+        <w:t xml:space="preserve">If you didn't finish it in class, follow </w:t>
+      </w:r>
+      <w:hyperlink r:id="rId16">
+        <w:r>
+          <w:rPr>
+            <w:rStyle w:val="Hyperlink"/>
+          </w:rPr>
+          <w:t>Clean up the training data</w:t>
+        </w:r>
+      </w:hyperlink>
+      <w:r>
+        <w:t xml:space="preserve"> in the workbook.</w:t>
+      </w:r>
+    </w:p>
+    <w:p>
+      <w:pPr>
+        <w:pStyle w:val="Compact"/>
+        <w:numPr>
+          <w:ilvl w:val="0"/>
+          <w:numId w:val="17"/>
+        </w:numPr>
+      </w:pPr>
+      <w:r>
         <w:t xml:space="preserve">Check that your custom skills are still </w:t>
       </w:r>
       <w:r>
@@ -2209,7 +2207,7 @@
         <w:pStyle w:val="Compact"/>
         <w:numPr>
           <w:ilvl w:val="0"/>
-          <w:numId w:val="17"/>
+          <w:numId w:val="18"/>
         </w:numPr>
       </w:pPr>
       <w:r>
@@ -2219,7 +2217,7 @@
       <w:bookmarkEnd w:id="8"/>
     </w:p>
     <w:sectPr>
-      <w:footerReference w:type="default" r:id="rId16"/>
+      <w:footerReference w:type="default" r:id="rId17"/>
       <w:footnotePr>
         <w:numRestart w:val="eachSect"/>
       </w:footnotePr>
@@ -2339,7 +2337,7 @@
   <w:abstractNum w:abstractNumId="0" w15:restartNumberingAfterBreak="0">
     <w:nsid w:val="0000A990"/>
     <w:multiLevelType w:val="multilevel"/>
-    <w:tmpl w:val="95C2C772"/>
+    <w:tmpl w:val="FC4E03F4"/>
     <w:lvl w:ilvl="0">
       <w:numFmt w:val="bullet"/>
       <w:lvlText w:val=" "/>
@@ -2416,7 +2414,7 @@
   <w:abstractNum w:abstractNumId="1" w15:restartNumberingAfterBreak="0">
     <w:nsid w:val="0000A991"/>
     <w:multiLevelType w:val="multilevel"/>
-    <w:tmpl w:val="CEA4E75C"/>
+    <w:tmpl w:val="A6BAAE5A"/>
     <w:lvl w:ilvl="0">
       <w:numFmt w:val="bullet"/>
       <w:lvlText w:val=""/>
@@ -2520,7 +2518,7 @@
   <w:abstractNum w:abstractNumId="2" w15:restartNumberingAfterBreak="0">
     <w:nsid w:val="0000A992"/>
     <w:multiLevelType w:val="multilevel"/>
-    <w:tmpl w:val="1CC8786E"/>
+    <w:tmpl w:val="58589B76"/>
     <w:lvl w:ilvl="0">
       <w:numFmt w:val="bullet"/>
       <w:lvlText w:val="☐"/>
@@ -2597,7 +2595,7 @@
   <w:abstractNum w:abstractNumId="3" w15:restartNumberingAfterBreak="0">
     <w:nsid w:val="00A99411"/>
     <w:multiLevelType w:val="multilevel"/>
-    <w:tmpl w:val="791EE8DE"/>
+    <w:tmpl w:val="F9CEE7EE"/>
     <w:lvl w:ilvl="0">
       <w:start w:val="1"/>
       <w:numFmt w:val="decimal"/>
@@ -2680,34 +2678,34 @@
       </w:pPr>
     </w:lvl>
   </w:abstractNum>
-  <w:num w:numId="1" w16cid:durableId="629628086">
+  <w:num w:numId="1" w16cid:durableId="1361471117">
     <w:abstractNumId w:val="0"/>
   </w:num>
-  <w:num w:numId="2" w16cid:durableId="321734725">
+  <w:num w:numId="2" w16cid:durableId="2023048928">
     <w:abstractNumId w:val="1"/>
   </w:num>
-  <w:num w:numId="3" w16cid:durableId="1695954831">
+  <w:num w:numId="3" w16cid:durableId="1369141513">
     <w:abstractNumId w:val="1"/>
   </w:num>
-  <w:num w:numId="4" w16cid:durableId="1503088655">
+  <w:num w:numId="4" w16cid:durableId="1882014885">
     <w:abstractNumId w:val="1"/>
   </w:num>
-  <w:num w:numId="5" w16cid:durableId="1697152008">
+  <w:num w:numId="5" w16cid:durableId="1195848823">
     <w:abstractNumId w:val="1"/>
   </w:num>
-  <w:num w:numId="6" w16cid:durableId="1492673081">
+  <w:num w:numId="6" w16cid:durableId="377245250">
     <w:abstractNumId w:val="1"/>
   </w:num>
-  <w:num w:numId="7" w16cid:durableId="864707671">
+  <w:num w:numId="7" w16cid:durableId="1995327503">
     <w:abstractNumId w:val="1"/>
   </w:num>
-  <w:num w:numId="8" w16cid:durableId="833180715">
+  <w:num w:numId="8" w16cid:durableId="511340604">
     <w:abstractNumId w:val="1"/>
   </w:num>
-  <w:num w:numId="9" w16cid:durableId="576986060">
+  <w:num w:numId="9" w16cid:durableId="1335954845">
     <w:abstractNumId w:val="1"/>
   </w:num>
-  <w:num w:numId="10" w16cid:durableId="1660112792">
+  <w:num w:numId="10" w16cid:durableId="377553481">
     <w:abstractNumId w:val="3"/>
     <w:lvlOverride w:ilvl="0">
       <w:startOverride w:val="1"/>
@@ -2737,7 +2735,7 @@
       <w:startOverride w:val="1"/>
     </w:lvlOverride>
   </w:num>
-  <w:num w:numId="11" w16cid:durableId="671881255">
+  <w:num w:numId="11" w16cid:durableId="1792824194">
     <w:abstractNumId w:val="3"/>
     <w:lvlOverride w:ilvl="0">
       <w:startOverride w:val="1"/>
@@ -2767,22 +2765,25 @@
       <w:startOverride w:val="1"/>
     </w:lvlOverride>
   </w:num>
-  <w:num w:numId="12" w16cid:durableId="1911839772">
+  <w:num w:numId="12" w16cid:durableId="849832372">
     <w:abstractNumId w:val="1"/>
   </w:num>
-  <w:num w:numId="13" w16cid:durableId="782000878">
+  <w:num w:numId="13" w16cid:durableId="1470053863">
     <w:abstractNumId w:val="1"/>
   </w:num>
-  <w:num w:numId="14" w16cid:durableId="536044212">
+  <w:num w:numId="14" w16cid:durableId="407699595">
     <w:abstractNumId w:val="1"/>
   </w:num>
-  <w:num w:numId="15" w16cid:durableId="390932360">
+  <w:num w:numId="15" w16cid:durableId="1845976194">
     <w:abstractNumId w:val="2"/>
   </w:num>
-  <w:num w:numId="16" w16cid:durableId="298069460">
+  <w:num w:numId="16" w16cid:durableId="574319044">
     <w:abstractNumId w:val="2"/>
   </w:num>
-  <w:num w:numId="17" w16cid:durableId="433214813">
+  <w:num w:numId="17" w16cid:durableId="628753267">
+    <w:abstractNumId w:val="2"/>
+  </w:num>
+  <w:num w:numId="18" w16cid:durableId="635793507">
     <w:abstractNumId w:val="2"/>
   </w:num>
 </w:numbering>
@@ -4055,7 +4056,7 @@
     <w:name w:val="header"/>
     <w:basedOn w:val="Normal"/>
     <w:link w:val="HeaderChar"/>
-    <w:rsid w:val="009D6D89"/>
+    <w:rsid w:val="0084431F"/>
     <w:pPr>
       <w:tabs>
         <w:tab w:val="center" w:pos="4513"/>
@@ -4068,7 +4069,7 @@
     <w:name w:val="Header Char"/>
     <w:basedOn w:val="DefaultParagraphFont"/>
     <w:link w:val="Header"/>
-    <w:rsid w:val="009D6D89"/>
+    <w:rsid w:val="0084431F"/>
     <w:rPr>
       <w:rFonts w:ascii="Segoe UI" w:eastAsia="Segoe UI" w:hAnsi="Segoe UI" w:cs="Segoe UI"/>
       <w:color w:val="242424"/>
@@ -4079,7 +4080,7 @@
     <w:name w:val="footer"/>
     <w:basedOn w:val="Normal"/>
     <w:link w:val="FooterChar"/>
-    <w:rsid w:val="009D6D89"/>
+    <w:rsid w:val="0084431F"/>
     <w:pPr>
       <w:tabs>
         <w:tab w:val="center" w:pos="4513"/>
@@ -4092,7 +4093,7 @@
     <w:name w:val="Footer Char"/>
     <w:basedOn w:val="DefaultParagraphFont"/>
     <w:link w:val="Footer"/>
-    <w:rsid w:val="009D6D89"/>
+    <w:rsid w:val="0084431F"/>
     <w:rPr>
       <w:rFonts w:ascii="Segoe UI" w:eastAsia="Segoe UI" w:hAnsi="Segoe UI" w:cs="Segoe UI"/>
       <w:color w:val="242424"/>

--- a/participant/after-the-workshop.docx
+++ b/participant/after-the-workshop.docx
@@ -2,7 +2,7 @@
 <file path=word/document.xml><?xml version="1.0" encoding="utf-8"?>
 <w:document xmlns:w="http://schemas.openxmlformats.org/wordprocessingml/2006/main" xmlns:m="http://schemas.openxmlformats.org/officeDocument/2006/math" xmlns:r="http://schemas.openxmlformats.org/officeDocument/2006/relationships" xmlns:o="urn:schemas-microsoft-com:office:office" xmlns:v="urn:schemas-microsoft-com:vml" xmlns:w10="urn:schemas-microsoft-com:office:word" xmlns:a="http://schemas.openxmlformats.org/drawingml/2006/main" xmlns:pic="http://schemas.openxmlformats.org/drawingml/2006/picture" xmlns:wp="http://schemas.openxmlformats.org/drawingml/2006/wordprocessingDrawing">
   <w:body>
-    <w:bookmarkStart w:id="27" w:name="after-the-workshop"/>
+    <w:bookmarkStart w:id="25" w:name="after-the-workshop"/>
     <w:p>
       <w:pPr>
         <w:pStyle w:val="Heading1"/>
@@ -22,29 +22,7 @@
         <w:ind w:left="288" w:right="144"/>
       </w:pPr>
       <w:r>
-        <w:t xml:space="preserve">Send this to attendees the day after the session. It has four parts: a</w:t>
-      </w:r>
-      <w:r>
-        <w:t xml:space="preserve"> </w:t>
-      </w:r>
-      <w:r>
-        <w:rPr>
-          <w:b/>
-          <w:bCs/>
-        </w:rPr>
-        <w:t xml:space="preserve">knowledge check</w:t>
-      </w:r>
-      <w:r>
-        <w:t xml:space="preserve"> </w:t>
-      </w:r>
-      <w:r>
-        <w:t xml:space="preserve">to</w:t>
-      </w:r>
-      <w:r>
-        <w:t xml:space="preserve"> </w:t>
-      </w:r>
-      <w:r>
-        <w:t xml:space="preserve">lock in learning, a</w:t>
+        <w:t xml:space="preserve">Send this to attendees the day after the session. It has three parts: a</w:t>
       </w:r>
       <w:r>
         <w:t xml:space="preserve"> </w:t>
@@ -99,43 +77,13 @@
         </w:pict>
       </w:r>
     </w:p>
-    <w:bookmarkStart w:id="10" w:name="X27933c3b341c1db70bad8df7a64372869b78391"/>
+    <w:bookmarkStart w:id="9" w:name="X9a2ccba4fd5a3a4b8627108a5cd2eed6b885b6e"/>
     <w:p>
       <w:pPr>
         <w:pStyle w:val="Heading2"/>
       </w:pPr>
       <w:r>
-        <w:t xml:space="preserve">1. Knowledge check (8 questions)</w:t>
-      </w:r>
-    </w:p>
-    <w:p>
-      <w:pPr>
-        <w:pStyle w:val="FirstParagraph"/>
-      </w:pPr>
-      <w:r>
-        <w:rPr>
-          <w:i/>
-          <w:iCs/>
-        </w:rPr>
-        <w:t xml:space="preserve">Suggested use: ask 3–4 of these as a quick room poll at wrap-up, or send all 8 as a self-check.</w:t>
-      </w:r>
-    </w:p>
-    <w:p>
-      <w:pPr>
-        <w:pStyle w:val="BodyText"/>
-      </w:pPr>
-      <w:r>
-        <w:rPr>
-          <w:b/>
-          <w:bCs/>
-        </w:rPr>
-        <w:t xml:space="preserve">Q1.</w:t>
-      </w:r>
-      <w:r>
-        <w:t xml:space="preserve"> </w:t>
-      </w:r>
-      <w:r>
-        <w:t xml:space="preserve">You need a 3-bullet summary of one policy document. Which tool fits best?</w:t>
+        <w:t xml:space="preserve">1. Feedback survey (paste into Microsoft Forms)</w:t>
       </w:r>
     </w:p>
     <w:p>
@@ -147,7 +95,21 @@
         </w:numPr>
       </w:pPr>
       <w:r>
-        <w:t xml:space="preserve">A. Copilot Cowork</w:t>
+        <w:rPr>
+          <w:b/>
+          <w:bCs/>
+        </w:rPr>
+        <w:t xml:space="preserve">Overall, how useful was this workshop for your day-to-day work?</w:t>
+      </w:r>
+      <w:r>
+        <w:t xml:space="preserve"> </w:t>
+      </w:r>
+      <w:r>
+        <w:rPr>
+          <w:i/>
+          <w:iCs/>
+        </w:rPr>
+        <w:t xml:space="preserve">(Rating 1–5)</w:t>
       </w:r>
     </w:p>
     <w:p>
@@ -159,7 +121,21 @@
         </w:numPr>
       </w:pPr>
       <w:r>
-        <w:t xml:space="preserve">B. Copilot Chat</w:t>
+        <w:rPr>
+          <w:b/>
+          <w:bCs/>
+        </w:rPr>
+        <w:t xml:space="preserve">How confident are you using Cowork on your own now?</w:t>
+      </w:r>
+      <w:r>
+        <w:t xml:space="preserve"> </w:t>
+      </w:r>
+      <w:r>
+        <w:rPr>
+          <w:i/>
+          <w:iCs/>
+        </w:rPr>
+        <w:t xml:space="preserve">(Rating 1–5: Not at all → Very)</w:t>
       </w:r>
     </w:p>
     <w:p>
@@ -171,31 +147,49 @@
         </w:numPr>
       </w:pPr>
       <w:r>
-        <w:t xml:space="preserve">C. Agent Builder</w:t>
-      </w:r>
-    </w:p>
-    <w:p>
-      <w:pPr>
-        <w:pStyle w:val="FirstParagraph"/>
-      </w:pPr>
-      <w:r>
-        <w:rPr>
-          <w:b/>
-          <w:bCs/>
-        </w:rPr>
-        <w:t xml:space="preserve">Q2.</w:t>
-      </w:r>
-      <w:r>
-        <w:t xml:space="preserve"> </w:t>
-      </w:r>
-      <w:r>
-        <w:t xml:space="preserve">You want welcome emails for four new hires, grounded in the onboarding checklist and saved as</w:t>
-      </w:r>
-      <w:r>
-        <w:t xml:space="preserve"> </w:t>
-      </w:r>
-      <w:r>
-        <w:t xml:space="preserve">drafts. Which tool fits best?</w:t>
+        <w:rPr>
+          <w:b/>
+          <w:bCs/>
+        </w:rPr>
+        <w:t xml:space="preserve">Which exercise was most valuable?</w:t>
+      </w:r>
+      <w:r>
+        <w:t xml:space="preserve"> </w:t>
+      </w:r>
+      <w:r>
+        <w:rPr>
+          <w:i/>
+          <w:iCs/>
+        </w:rPr>
+        <w:t xml:space="preserve">(Choice: Executive Command Center · Deep Research ·</w:t>
+      </w:r>
+      <w:r>
+        <w:rPr>
+          <w:i/>
+          <w:iCs/>
+        </w:rPr>
+        <w:t xml:space="preserve"> </w:t>
+      </w:r>
+      <w:r>
+        <w:rPr>
+          <w:i/>
+          <w:iCs/>
+        </w:rPr>
+        <w:t xml:space="preserve">Navigate websites with the browser · Custom skill · Recruiting + reporting · Onboarding pack · Automate &amp; share · Agent</w:t>
+      </w:r>
+      <w:r>
+        <w:rPr>
+          <w:i/>
+          <w:iCs/>
+        </w:rPr>
+        <w:t xml:space="preserve"> </w:t>
+      </w:r>
+      <w:r>
+        <w:rPr>
+          <w:i/>
+          <w:iCs/>
+        </w:rPr>
+        <w:t xml:space="preserve">Builder)</w:t>
       </w:r>
     </w:p>
     <w:p>
@@ -203,11 +197,25 @@
         <w:pStyle w:val="Compact"/>
         <w:numPr>
           <w:ilvl w:val="0"/>
-          <w:numId w:val="1002"/>
+          <w:numId w:val="1001"/>
         </w:numPr>
       </w:pPr>
       <w:r>
-        <w:t xml:space="preserve">A. Copilot Cowork</w:t>
+        <w:rPr>
+          <w:b/>
+          <w:bCs/>
+        </w:rPr>
+        <w:t xml:space="preserve">Which exercise was least valuable, or most confusing?</w:t>
+      </w:r>
+      <w:r>
+        <w:t xml:space="preserve"> </w:t>
+      </w:r>
+      <w:r>
+        <w:rPr>
+          <w:i/>
+          <w:iCs/>
+        </w:rPr>
+        <w:t xml:space="preserve">(Same choices + "None")</w:t>
       </w:r>
     </w:p>
     <w:p>
@@ -215,11 +223,25 @@
         <w:pStyle w:val="Compact"/>
         <w:numPr>
           <w:ilvl w:val="0"/>
-          <w:numId w:val="1002"/>
+          <w:numId w:val="1001"/>
         </w:numPr>
       </w:pPr>
       <w:r>
-        <w:t xml:space="preserve">B. Copilot Chat</w:t>
+        <w:rPr>
+          <w:b/>
+          <w:bCs/>
+        </w:rPr>
+        <w:t xml:space="preserve">The pace was…</w:t>
+      </w:r>
+      <w:r>
+        <w:t xml:space="preserve"> </w:t>
+      </w:r>
+      <w:r>
+        <w:rPr>
+          <w:i/>
+          <w:iCs/>
+        </w:rPr>
+        <w:t xml:space="preserve">(Choice: Too slow · About right · Too fast)</w:t>
       </w:r>
     </w:p>
     <w:p>
@@ -227,42 +249,39 @@
         <w:pStyle w:val="Compact"/>
         <w:numPr>
           <w:ilvl w:val="0"/>
-          <w:numId w:val="1002"/>
+          <w:numId w:val="1001"/>
         </w:numPr>
       </w:pPr>
       <w:r>
-        <w:t xml:space="preserve">C. Agent Builder</w:t>
-      </w:r>
-    </w:p>
-    <w:p>
-      <w:pPr>
-        <w:pStyle w:val="FirstParagraph"/>
-      </w:pPr>
-      <w:r>
-        <w:rPr>
-          <w:b/>
-          <w:bCs/>
-        </w:rPr>
-        <w:t xml:space="preserve">Q3.</w:t>
-      </w:r>
-      <w:r>
-        <w:t xml:space="preserve"> </w:t>
-      </w:r>
-      <w:r>
-        <w:t xml:space="preserve">Cowork is about to send five emails and shows</w:t>
-      </w:r>
-      <w:r>
-        <w:t xml:space="preserve"> </w:t>
-      </w:r>
-      <w:r>
-        <w:rPr>
-          <w:b/>
-          <w:bCs/>
-        </w:rPr>
-        <w:t xml:space="preserve">Approve All (5)</w:t>
-      </w:r>
-      <w:r>
-        <w:t xml:space="preserve">. What happens if you click it?</w:t>
+        <w:rPr>
+          <w:b/>
+          <w:bCs/>
+        </w:rPr>
+        <w:t xml:space="preserve">Did anything stop you completing an exercise?</w:t>
+      </w:r>
+      <w:r>
+        <w:t xml:space="preserve"> </w:t>
+      </w:r>
+      <w:r>
+        <w:rPr>
+          <w:i/>
+          <w:iCs/>
+        </w:rPr>
+        <w:t xml:space="preserve">(Choice: Account/sign-in · Missing data ·</w:t>
+      </w:r>
+      <w:r>
+        <w:rPr>
+          <w:i/>
+          <w:iCs/>
+        </w:rPr>
+        <w:t xml:space="preserve"> </w:t>
+      </w:r>
+      <w:r>
+        <w:rPr>
+          <w:i/>
+          <w:iCs/>
+        </w:rPr>
+        <w:t xml:space="preserve">Cowork error · Ran out of time · Nothing · Other)</w:t>
       </w:r>
     </w:p>
     <w:p>
@@ -270,11 +289,25 @@
         <w:pStyle w:val="Compact"/>
         <w:numPr>
           <w:ilvl w:val="0"/>
-          <w:numId w:val="1003"/>
+          <w:numId w:val="1001"/>
         </w:numPr>
       </w:pPr>
       <w:r>
-        <w:t xml:space="preserve">A. It approves only the first action</w:t>
+        <w:rPr>
+          <w:b/>
+          <w:bCs/>
+        </w:rPr>
+        <w:t xml:space="preserve">Which HR task will you hand to Cowork first?</w:t>
+      </w:r>
+      <w:r>
+        <w:t xml:space="preserve"> </w:t>
+      </w:r>
+      <w:r>
+        <w:rPr>
+          <w:i/>
+          <w:iCs/>
+        </w:rPr>
+        <w:t xml:space="preserve">(Text)</w:t>
       </w:r>
     </w:p>
     <w:p>
@@ -282,11 +315,25 @@
         <w:pStyle w:val="Compact"/>
         <w:numPr>
           <w:ilvl w:val="0"/>
-          <w:numId w:val="1003"/>
+          <w:numId w:val="1001"/>
         </w:numPr>
       </w:pPr>
       <w:r>
-        <w:t xml:space="preserve">B. It approves all five pending actions at once, skipping each individual review</w:t>
+        <w:rPr>
+          <w:b/>
+          <w:bCs/>
+        </w:rPr>
+        <w:t xml:space="preserve">What would make this workshop better?</w:t>
+      </w:r>
+      <w:r>
+        <w:t xml:space="preserve"> </w:t>
+      </w:r>
+      <w:r>
+        <w:rPr>
+          <w:i/>
+          <w:iCs/>
+        </w:rPr>
+        <w:t xml:space="preserve">(Text)</w:t>
       </w:r>
     </w:p>
     <w:p>
@@ -294,594 +341,25 @@
         <w:pStyle w:val="Compact"/>
         <w:numPr>
           <w:ilvl w:val="0"/>
-          <w:numId w:val="1003"/>
+          <w:numId w:val="1001"/>
         </w:numPr>
       </w:pPr>
       <w:r>
-        <w:t xml:space="preserve">C. It saves all five as drafts</w:t>
-      </w:r>
-    </w:p>
-    <w:p>
-      <w:pPr>
-        <w:pStyle w:val="FirstParagraph"/>
-      </w:pPr>
-      <w:r>
-        <w:rPr>
-          <w:b/>
-          <w:bCs/>
-        </w:rPr>
-        <w:t xml:space="preserve">Q4.</w:t>
-      </w:r>
-      <w:r>
-        <w:t xml:space="preserve"> </w:t>
-      </w:r>
-      <w:r>
-        <w:t xml:space="preserve">You clicked</w:t>
-      </w:r>
-      <w:r>
-        <w:t xml:space="preserve"> </w:t>
-      </w:r>
-      <w:r>
-        <w:rPr>
-          <w:b/>
-          <w:bCs/>
-        </w:rPr>
-        <w:t xml:space="preserve">Always allow</w:t>
-      </w:r>
-      <w:r>
-        <w:t xml:space="preserve"> </w:t>
-      </w:r>
-      <w:r>
-        <w:t xml:space="preserve">by mistake. Where do you undo it?</w:t>
-      </w:r>
-    </w:p>
-    <w:p>
-      <w:pPr>
-        <w:pStyle w:val="Compact"/>
-        <w:numPr>
-          <w:ilvl w:val="0"/>
-          <w:numId w:val="1004"/>
-        </w:numPr>
-      </w:pPr>
-      <w:r>
-        <w:t xml:space="preserve">A. Customize → Skills</w:t>
-      </w:r>
-    </w:p>
-    <w:p>
-      <w:pPr>
-        <w:pStyle w:val="Compact"/>
-        <w:numPr>
-          <w:ilvl w:val="0"/>
-          <w:numId w:val="1004"/>
-        </w:numPr>
-      </w:pPr>
-      <w:r>
-        <w:t xml:space="preserve">B. The session side panel's</w:t>
-      </w:r>
-      <w:r>
-        <w:t xml:space="preserve"> </w:t>
-      </w:r>
-      <w:r>
-        <w:rPr>
-          <w:b/>
-          <w:bCs/>
-        </w:rPr>
-        <w:t xml:space="preserve">Permissions</w:t>
-      </w:r>
-      <w:r>
-        <w:t xml:space="preserve"> </w:t>
-      </w:r>
-      <w:r>
-        <w:t xml:space="preserve">section</w:t>
-      </w:r>
-    </w:p>
-    <w:p>
-      <w:pPr>
-        <w:pStyle w:val="Compact"/>
-        <w:numPr>
-          <w:ilvl w:val="0"/>
-          <w:numId w:val="1004"/>
-        </w:numPr>
-      </w:pPr>
-      <w:r>
-        <w:t xml:space="preserve">C. Automations → Runs</w:t>
-      </w:r>
-    </w:p>
-    <w:p>
-      <w:pPr>
-        <w:pStyle w:val="FirstParagraph"/>
-      </w:pPr>
-      <w:r>
-        <w:rPr>
-          <w:b/>
-          <w:bCs/>
-        </w:rPr>
-        <w:t xml:space="preserve">Q5.</w:t>
-      </w:r>
-      <w:r>
-        <w:t xml:space="preserve"> </w:t>
-      </w:r>
-      <w:r>
-        <w:t xml:space="preserve">Which file types can you add as</w:t>
-      </w:r>
-      <w:r>
-        <w:t xml:space="preserve"> </w:t>
-      </w:r>
-      <w:r>
-        <w:rPr>
-          <w:b/>
-          <w:bCs/>
-        </w:rPr>
-        <w:t xml:space="preserve">Agent Builder</w:t>
-      </w:r>
-      <w:r>
-        <w:t xml:space="preserve"> </w:t>
-      </w:r>
-      <w:r>
-        <w:t xml:space="preserve">knowledge?</w:t>
-      </w:r>
-    </w:p>
-    <w:p>
-      <w:pPr>
-        <w:pStyle w:val="Compact"/>
-        <w:numPr>
-          <w:ilvl w:val="0"/>
-          <w:numId w:val="1005"/>
-        </w:numPr>
-      </w:pPr>
-      <w:r>
-        <w:t xml:space="preserve">A. .md and .csv</w:t>
-      </w:r>
-    </w:p>
-    <w:p>
-      <w:pPr>
-        <w:pStyle w:val="Compact"/>
-        <w:numPr>
-          <w:ilvl w:val="0"/>
-          <w:numId w:val="1005"/>
-        </w:numPr>
-      </w:pPr>
-      <w:r>
-        <w:t xml:space="preserve">B. .docx, .pdf, .pptx, .txt, .xlsx (and similar Office/PDF formats)</w:t>
-      </w:r>
-    </w:p>
-    <w:p>
-      <w:pPr>
-        <w:pStyle w:val="Compact"/>
-        <w:numPr>
-          <w:ilvl w:val="0"/>
-          <w:numId w:val="1005"/>
-        </w:numPr>
-      </w:pPr>
-      <w:r>
-        <w:t xml:space="preserve">C. Any file type</w:t>
-      </w:r>
-    </w:p>
-    <w:p>
-      <w:pPr>
-        <w:pStyle w:val="FirstParagraph"/>
-      </w:pPr>
-      <w:r>
-        <w:rPr>
-          <w:b/>
-          <w:bCs/>
-        </w:rPr>
-        <w:t xml:space="preserve">Q6.</w:t>
-      </w:r>
-      <w:r>
-        <w:t xml:space="preserve"> </w:t>
-      </w:r>
-      <w:r>
-        <w:t xml:space="preserve">What's the key difference between a</w:t>
-      </w:r>
-      <w:r>
-        <w:t xml:space="preserve"> </w:t>
-      </w:r>
-      <w:r>
-        <w:rPr>
-          <w:b/>
-          <w:bCs/>
-        </w:rPr>
-        <w:t xml:space="preserve">custom skill</w:t>
-      </w:r>
-      <w:r>
-        <w:t xml:space="preserve"> </w:t>
-      </w:r>
-      <w:r>
-        <w:t xml:space="preserve">and an</w:t>
-      </w:r>
-      <w:r>
-        <w:t xml:space="preserve"> </w:t>
-      </w:r>
-      <w:r>
-        <w:rPr>
-          <w:b/>
-          <w:bCs/>
-        </w:rPr>
-        <w:t xml:space="preserve">Agent Builder agent</w:t>
-      </w:r>
-      <w:r>
-        <w:t xml:space="preserve">?</w:t>
-      </w:r>
-    </w:p>
-    <w:p>
-      <w:pPr>
-        <w:pStyle w:val="Compact"/>
-        <w:numPr>
-          <w:ilvl w:val="0"/>
-          <w:numId w:val="1006"/>
-        </w:numPr>
-      </w:pPr>
-      <w:r>
-        <w:t xml:space="preserve">A. There is no difference</w:t>
-      </w:r>
-    </w:p>
-    <w:p>
-      <w:pPr>
-        <w:pStyle w:val="Compact"/>
-        <w:numPr>
-          <w:ilvl w:val="0"/>
-          <w:numId w:val="1006"/>
-        </w:numPr>
-      </w:pPr>
-      <w:r>
-        <w:t xml:space="preserve">B. A skill helps</w:t>
-      </w:r>
-      <w:r>
-        <w:t xml:space="preserve"> </w:t>
-      </w:r>
-      <w:r>
-        <w:rPr>
-          <w:b/>
-          <w:bCs/>
-        </w:rPr>
-        <w:t xml:space="preserve">you</w:t>
-      </w:r>
-      <w:r>
-        <w:t xml:space="preserve"> </w:t>
-      </w:r>
-      <w:r>
-        <w:t xml:space="preserve">inside Cowork; an agent is a standalone helper</w:t>
-      </w:r>
-      <w:r>
-        <w:t xml:space="preserve"> </w:t>
-      </w:r>
-      <w:r>
-        <w:rPr>
-          <w:b/>
-          <w:bCs/>
-        </w:rPr>
-        <w:t xml:space="preserve">others</w:t>
-      </w:r>
-      <w:r>
-        <w:t xml:space="preserve"> </w:t>
-      </w:r>
-      <w:r>
-        <w:t xml:space="preserve">can chat with</w:t>
-      </w:r>
-    </w:p>
-    <w:p>
-      <w:pPr>
-        <w:pStyle w:val="Compact"/>
-        <w:numPr>
-          <w:ilvl w:val="0"/>
-          <w:numId w:val="1006"/>
-        </w:numPr>
-      </w:pPr>
-      <w:r>
-        <w:t xml:space="preserve">C. Agents are always cheaper</w:t>
-      </w:r>
-    </w:p>
-    <w:p>
-      <w:pPr>
-        <w:pStyle w:val="FirstParagraph"/>
-      </w:pPr>
-      <w:r>
-        <w:rPr>
-          <w:b/>
-          <w:bCs/>
-        </w:rPr>
-        <w:t xml:space="preserve">Q7.</w:t>
-      </w:r>
-      <w:r>
-        <w:t xml:space="preserve"> </w:t>
-      </w:r>
-      <w:r>
-        <w:t xml:space="preserve">You create an automation that runs every Monday. Why should the prompt name the exact file and</w:t>
-      </w:r>
-      <w:r>
-        <w:t xml:space="preserve"> </w:t>
-      </w:r>
-      <w:r>
-        <w:t xml:space="preserve">folder?</w:t>
-      </w:r>
-    </w:p>
-    <w:p>
-      <w:pPr>
-        <w:pStyle w:val="Compact"/>
-        <w:numPr>
-          <w:ilvl w:val="0"/>
-          <w:numId w:val="1007"/>
-        </w:numPr>
-      </w:pPr>
-      <w:r>
-        <w:t xml:space="preserve">A. It makes the run faster</w:t>
-      </w:r>
-    </w:p>
-    <w:p>
-      <w:pPr>
-        <w:pStyle w:val="Compact"/>
-        <w:numPr>
-          <w:ilvl w:val="0"/>
-          <w:numId w:val="1007"/>
-        </w:numPr>
-      </w:pPr>
-      <w:r>
-        <w:t xml:space="preserve">B. The run happens without you there to clarify which file it should use</w:t>
-      </w:r>
-    </w:p>
-    <w:p>
-      <w:pPr>
-        <w:pStyle w:val="Compact"/>
-        <w:numPr>
-          <w:ilvl w:val="0"/>
-          <w:numId w:val="1007"/>
-        </w:numPr>
-      </w:pPr>
-      <w:r>
-        <w:t xml:space="preserve">C. Automations can't read OneDrive</w:t>
-      </w:r>
-    </w:p>
-    <w:p>
-      <w:pPr>
-        <w:pStyle w:val="FirstParagraph"/>
-      </w:pPr>
-      <w:r>
-        <w:rPr>
-          <w:b/>
-          <w:bCs/>
-        </w:rPr>
-        <w:t xml:space="preserve">Q8.</w:t>
-      </w:r>
-      <w:r>
-        <w:t xml:space="preserve"> </w:t>
-      </w:r>
-      <w:r>
-        <w:t xml:space="preserve">An employee asks the HR Policy skill, "What does my colleague earn?" What's the right</w:t>
-      </w:r>
-      <w:r>
-        <w:t xml:space="preserve"> </w:t>
-      </w:r>
-      <w:r>
-        <w:t xml:space="preserve">behavior?</w:t>
-      </w:r>
-    </w:p>
-    <w:p>
-      <w:pPr>
-        <w:pStyle w:val="Compact"/>
-        <w:numPr>
-          <w:ilvl w:val="0"/>
-          <w:numId w:val="1008"/>
-        </w:numPr>
-      </w:pPr>
-      <w:r>
-        <w:t xml:space="preserve">A. Look it up in the roster</w:t>
-      </w:r>
-    </w:p>
-    <w:p>
-      <w:pPr>
-        <w:pStyle w:val="Compact"/>
-        <w:numPr>
-          <w:ilvl w:val="0"/>
-          <w:numId w:val="1008"/>
-        </w:numPr>
-      </w:pPr>
-      <w:r>
-        <w:t xml:space="preserve">B. Politely decline and redirect to HR or payroll</w:t>
-      </w:r>
-    </w:p>
-    <w:p>
-      <w:pPr>
-        <w:pStyle w:val="Compact"/>
-        <w:numPr>
-          <w:ilvl w:val="0"/>
-          <w:numId w:val="1008"/>
-        </w:numPr>
-      </w:pPr>
-      <w:r>
-        <w:t xml:space="preserve">C. Give an estimated range</w:t>
-      </w:r>
-    </w:p>
-    <w:bookmarkStart w:id="9" w:name="answers"/>
-    <w:p>
-      <w:pPr>
-        <w:pStyle w:val="Heading4"/>
-      </w:pPr>
-      <w:r>
-        <w:t xml:space="preserve">Answers</w:t>
-      </w:r>
-    </w:p>
-    <w:p>
-      <w:pPr>
-        <w:pStyle w:val="Compact"/>
-        <w:numPr>
-          <w:ilvl w:val="0"/>
-          <w:numId w:val="1009"/>
-        </w:numPr>
-      </w:pPr>
-      <w:r>
-        <w:rPr>
-          <w:b/>
-          <w:bCs/>
-        </w:rPr>
-        <w:t xml:space="preserve">B</w:t>
-      </w:r>
-      <w:r>
-        <w:t xml:space="preserve"> </w:t>
-      </w:r>
-      <w:r>
-        <w:t xml:space="preserve">— a quick, single-document answer is a Chat job.</w:t>
-      </w:r>
-    </w:p>
-    <w:p>
-      <w:pPr>
-        <w:pStyle w:val="Compact"/>
-        <w:numPr>
-          <w:ilvl w:val="0"/>
-          <w:numId w:val="1009"/>
-        </w:numPr>
-      </w:pPr>
-      <w:r>
-        <w:rPr>
-          <w:b/>
-          <w:bCs/>
-        </w:rPr>
-        <w:t xml:space="preserve">A</w:t>
-      </w:r>
-      <w:r>
-        <w:t xml:space="preserve"> </w:t>
-      </w:r>
-      <w:r>
-        <w:t xml:space="preserve">— multi-step work that ends in deliverables is a Cowork job.</w:t>
-      </w:r>
-    </w:p>
-    <w:p>
-      <w:pPr>
-        <w:pStyle w:val="Compact"/>
-        <w:numPr>
-          <w:ilvl w:val="0"/>
-          <w:numId w:val="1009"/>
-        </w:numPr>
-      </w:pPr>
-      <w:r>
-        <w:rPr>
-          <w:b/>
-          <w:bCs/>
-        </w:rPr>
-        <w:t xml:space="preserve">B</w:t>
-      </w:r>
-      <w:r>
-        <w:t xml:space="preserve"> </w:t>
-      </w:r>
-      <w:r>
-        <w:t xml:space="preserve">— so today's rule is one approval at a time.</w:t>
-      </w:r>
-    </w:p>
-    <w:p>
-      <w:pPr>
-        <w:pStyle w:val="Compact"/>
-        <w:numPr>
-          <w:ilvl w:val="0"/>
-          <w:numId w:val="1009"/>
-        </w:numPr>
-      </w:pPr>
-      <w:r>
-        <w:rPr>
-          <w:b/>
-          <w:bCs/>
-        </w:rPr>
-        <w:t xml:space="preserve">B</w:t>
-      </w:r>
-      <w:r>
-        <w:t xml:space="preserve"> </w:t>
-      </w:r>
-      <w:r>
-        <w:t xml:space="preserve">— side panel →</w:t>
-      </w:r>
-      <w:r>
-        <w:t xml:space="preserve"> </w:t>
-      </w:r>
-      <w:r>
-        <w:rPr>
-          <w:b/>
-          <w:bCs/>
-        </w:rPr>
-        <w:t xml:space="preserve">Permissions</w:t>
-      </w:r>
-      <w:r>
-        <w:t xml:space="preserve">.</w:t>
-      </w:r>
-    </w:p>
-    <w:p>
-      <w:pPr>
-        <w:pStyle w:val="Compact"/>
-        <w:numPr>
-          <w:ilvl w:val="0"/>
-          <w:numId w:val="1009"/>
-        </w:numPr>
-      </w:pPr>
-      <w:r>
-        <w:rPr>
-          <w:b/>
-          <w:bCs/>
-        </w:rPr>
-        <w:t xml:space="preserve">B</w:t>
-      </w:r>
-      <w:r>
-        <w:t xml:space="preserve"> </w:t>
-      </w:r>
-      <w:r>
-        <w:t xml:space="preserve">— that's why the workshop's sample files are Word and Excel.</w:t>
-      </w:r>
-    </w:p>
-    <w:p>
-      <w:pPr>
-        <w:pStyle w:val="Compact"/>
-        <w:numPr>
-          <w:ilvl w:val="0"/>
-          <w:numId w:val="1009"/>
-        </w:numPr>
-      </w:pPr>
-      <w:r>
-        <w:rPr>
-          <w:b/>
-          <w:bCs/>
-        </w:rPr>
-        <w:t xml:space="preserve">B</w:t>
-      </w:r>
-    </w:p>
-    <w:p>
-      <w:pPr>
-        <w:pStyle w:val="Compact"/>
-        <w:numPr>
-          <w:ilvl w:val="0"/>
-          <w:numId w:val="1009"/>
-        </w:numPr>
-      </w:pPr>
-      <w:r>
-        <w:rPr>
-          <w:b/>
-          <w:bCs/>
-        </w:rPr>
-        <w:t xml:space="preserve">B</w:t>
-      </w:r>
-      <w:r>
-        <w:t xml:space="preserve"> </w:t>
-      </w:r>
-      <w:r>
-        <w:t xml:space="preserve">— scheduled runs can't ask you which file you meant.</w:t>
-      </w:r>
-    </w:p>
-    <w:p>
-      <w:pPr>
-        <w:pStyle w:val="Compact"/>
-        <w:numPr>
-          <w:ilvl w:val="0"/>
-          <w:numId w:val="1009"/>
-        </w:numPr>
-      </w:pPr>
-      <w:r>
-        <w:rPr>
-          <w:b/>
-          <w:bCs/>
-        </w:rPr>
-        <w:t xml:space="preserve">B</w:t>
-      </w:r>
-      <w:r>
-        <w:t xml:space="preserve"> </w:t>
-      </w:r>
-      <w:r>
-        <w:t xml:space="preserve">— individual pay is out of scope; the skill's guardrails should decline it.</w:t>
+        <w:rPr>
+          <w:b/>
+          <w:bCs/>
+        </w:rPr>
+        <w:t xml:space="preserve">Would you recommend this workshop to a colleague?</w:t>
+      </w:r>
+      <w:r>
+        <w:t xml:space="preserve"> </w:t>
+      </w:r>
+      <w:r>
+        <w:rPr>
+          <w:i/>
+          <w:iCs/>
+        </w:rPr>
+        <w:t xml:space="preserve">(Net Promoter: 0–10)</w:t>
       </w:r>
     </w:p>
     <w:p>
@@ -892,307 +370,13 @@
       </w:r>
     </w:p>
     <w:bookmarkEnd w:id="9"/>
-    <w:bookmarkEnd w:id="10"/>
-    <w:bookmarkStart w:id="11" w:name="X11238779b592c9240538905e66de62085cdb6cd"/>
+    <w:bookmarkStart w:id="16" w:name="X4ed67a7e6ea936233e8e90b0e0944ec273906aa"/>
     <w:p>
       <w:pPr>
         <w:pStyle w:val="Heading2"/>
       </w:pPr>
       <w:r>
-        <w:t xml:space="preserve">2. Feedback survey (paste into Microsoft Forms)</w:t>
-      </w:r>
-    </w:p>
-    <w:p>
-      <w:pPr>
-        <w:pStyle w:val="Compact"/>
-        <w:numPr>
-          <w:ilvl w:val="0"/>
-          <w:numId w:val="1010"/>
-        </w:numPr>
-      </w:pPr>
-      <w:r>
-        <w:rPr>
-          <w:b/>
-          <w:bCs/>
-        </w:rPr>
-        <w:t xml:space="preserve">Overall, how useful was this workshop for your day-to-day work?</w:t>
-      </w:r>
-      <w:r>
-        <w:t xml:space="preserve"> </w:t>
-      </w:r>
-      <w:r>
-        <w:rPr>
-          <w:i/>
-          <w:iCs/>
-        </w:rPr>
-        <w:t xml:space="preserve">(Rating 1–5)</w:t>
-      </w:r>
-    </w:p>
-    <w:p>
-      <w:pPr>
-        <w:pStyle w:val="Compact"/>
-        <w:numPr>
-          <w:ilvl w:val="0"/>
-          <w:numId w:val="1010"/>
-        </w:numPr>
-      </w:pPr>
-      <w:r>
-        <w:rPr>
-          <w:b/>
-          <w:bCs/>
-        </w:rPr>
-        <w:t xml:space="preserve">How confident are you using Cowork on your own now?</w:t>
-      </w:r>
-      <w:r>
-        <w:t xml:space="preserve"> </w:t>
-      </w:r>
-      <w:r>
-        <w:rPr>
-          <w:i/>
-          <w:iCs/>
-        </w:rPr>
-        <w:t xml:space="preserve">(Rating 1–5: Not at all → Very)</w:t>
-      </w:r>
-    </w:p>
-    <w:p>
-      <w:pPr>
-        <w:pStyle w:val="Compact"/>
-        <w:numPr>
-          <w:ilvl w:val="0"/>
-          <w:numId w:val="1010"/>
-        </w:numPr>
-      </w:pPr>
-      <w:r>
-        <w:rPr>
-          <w:b/>
-          <w:bCs/>
-        </w:rPr>
-        <w:t xml:space="preserve">Which exercise was most valuable?</w:t>
-      </w:r>
-      <w:r>
-        <w:t xml:space="preserve"> </w:t>
-      </w:r>
-      <w:r>
-        <w:rPr>
-          <w:i/>
-          <w:iCs/>
-        </w:rPr>
-        <w:t xml:space="preserve">(Choice: Executive Command Center · Deep Research ·</w:t>
-      </w:r>
-      <w:r>
-        <w:rPr>
-          <w:i/>
-          <w:iCs/>
-        </w:rPr>
-        <w:t xml:space="preserve"> </w:t>
-      </w:r>
-      <w:r>
-        <w:rPr>
-          <w:i/>
-          <w:iCs/>
-        </w:rPr>
-        <w:t xml:space="preserve">Navigate websites with the browser · Custom skill · Recruiting + reporting · Onboarding pack · Automate &amp; share · Agent</w:t>
-      </w:r>
-      <w:r>
-        <w:rPr>
-          <w:i/>
-          <w:iCs/>
-        </w:rPr>
-        <w:t xml:space="preserve"> </w:t>
-      </w:r>
-      <w:r>
-        <w:rPr>
-          <w:i/>
-          <w:iCs/>
-        </w:rPr>
-        <w:t xml:space="preserve">Builder)</w:t>
-      </w:r>
-    </w:p>
-    <w:p>
-      <w:pPr>
-        <w:pStyle w:val="Compact"/>
-        <w:numPr>
-          <w:ilvl w:val="0"/>
-          <w:numId w:val="1010"/>
-        </w:numPr>
-      </w:pPr>
-      <w:r>
-        <w:rPr>
-          <w:b/>
-          <w:bCs/>
-        </w:rPr>
-        <w:t xml:space="preserve">Which exercise was least valuable, or most confusing?</w:t>
-      </w:r>
-      <w:r>
-        <w:t xml:space="preserve"> </w:t>
-      </w:r>
-      <w:r>
-        <w:rPr>
-          <w:i/>
-          <w:iCs/>
-        </w:rPr>
-        <w:t xml:space="preserve">(Same choices + "None")</w:t>
-      </w:r>
-    </w:p>
-    <w:p>
-      <w:pPr>
-        <w:pStyle w:val="Compact"/>
-        <w:numPr>
-          <w:ilvl w:val="0"/>
-          <w:numId w:val="1010"/>
-        </w:numPr>
-      </w:pPr>
-      <w:r>
-        <w:rPr>
-          <w:b/>
-          <w:bCs/>
-        </w:rPr>
-        <w:t xml:space="preserve">The pace was…</w:t>
-      </w:r>
-      <w:r>
-        <w:t xml:space="preserve"> </w:t>
-      </w:r>
-      <w:r>
-        <w:rPr>
-          <w:i/>
-          <w:iCs/>
-        </w:rPr>
-        <w:t xml:space="preserve">(Choice: Too slow · About right · Too fast)</w:t>
-      </w:r>
-    </w:p>
-    <w:p>
-      <w:pPr>
-        <w:pStyle w:val="Compact"/>
-        <w:numPr>
-          <w:ilvl w:val="0"/>
-          <w:numId w:val="1010"/>
-        </w:numPr>
-      </w:pPr>
-      <w:r>
-        <w:rPr>
-          <w:b/>
-          <w:bCs/>
-        </w:rPr>
-        <w:t xml:space="preserve">Did anything stop you completing an exercise?</w:t>
-      </w:r>
-      <w:r>
-        <w:t xml:space="preserve"> </w:t>
-      </w:r>
-      <w:r>
-        <w:rPr>
-          <w:i/>
-          <w:iCs/>
-        </w:rPr>
-        <w:t xml:space="preserve">(Choice: Account/sign-in · Missing data ·</w:t>
-      </w:r>
-      <w:r>
-        <w:rPr>
-          <w:i/>
-          <w:iCs/>
-        </w:rPr>
-        <w:t xml:space="preserve"> </w:t>
-      </w:r>
-      <w:r>
-        <w:rPr>
-          <w:i/>
-          <w:iCs/>
-        </w:rPr>
-        <w:t xml:space="preserve">Cowork error · Ran out of time · Nothing · Other)</w:t>
-      </w:r>
-    </w:p>
-    <w:p>
-      <w:pPr>
-        <w:pStyle w:val="Compact"/>
-        <w:numPr>
-          <w:ilvl w:val="0"/>
-          <w:numId w:val="1010"/>
-        </w:numPr>
-      </w:pPr>
-      <w:r>
-        <w:rPr>
-          <w:b/>
-          <w:bCs/>
-        </w:rPr>
-        <w:t xml:space="preserve">Which HR task will you hand to Cowork first?</w:t>
-      </w:r>
-      <w:r>
-        <w:t xml:space="preserve"> </w:t>
-      </w:r>
-      <w:r>
-        <w:rPr>
-          <w:i/>
-          <w:iCs/>
-        </w:rPr>
-        <w:t xml:space="preserve">(Text)</w:t>
-      </w:r>
-    </w:p>
-    <w:p>
-      <w:pPr>
-        <w:pStyle w:val="Compact"/>
-        <w:numPr>
-          <w:ilvl w:val="0"/>
-          <w:numId w:val="1010"/>
-        </w:numPr>
-      </w:pPr>
-      <w:r>
-        <w:rPr>
-          <w:b/>
-          <w:bCs/>
-        </w:rPr>
-        <w:t xml:space="preserve">What would make this workshop better?</w:t>
-      </w:r>
-      <w:r>
-        <w:t xml:space="preserve"> </w:t>
-      </w:r>
-      <w:r>
-        <w:rPr>
-          <w:i/>
-          <w:iCs/>
-        </w:rPr>
-        <w:t xml:space="preserve">(Text)</w:t>
-      </w:r>
-    </w:p>
-    <w:p>
-      <w:pPr>
-        <w:pStyle w:val="Compact"/>
-        <w:numPr>
-          <w:ilvl w:val="0"/>
-          <w:numId w:val="1010"/>
-        </w:numPr>
-      </w:pPr>
-      <w:r>
-        <w:rPr>
-          <w:b/>
-          <w:bCs/>
-        </w:rPr>
-        <w:t xml:space="preserve">Would you recommend this workshop to a colleague?</w:t>
-      </w:r>
-      <w:r>
-        <w:t xml:space="preserve"> </w:t>
-      </w:r>
-      <w:r>
-        <w:rPr>
-          <w:i/>
-          <w:iCs/>
-        </w:rPr>
-        <w:t xml:space="preserve">(Net Promoter: 0–10)</w:t>
-      </w:r>
-    </w:p>
-    <w:p>
-      <w:r>
-        <w:pict>
-          <v:rect style="width:0;height:1.5pt" o:hralign="center" o:hrstd="t" o:hr="t"/>
-        </w:pict>
-      </w:r>
-    </w:p>
-    <w:bookmarkEnd w:id="11"/>
-    <w:bookmarkStart w:id="18" w:name="Xd7a711a3606a4d01a1d6e35df98d2506a9f4cee"/>
-    <w:p>
-      <w:pPr>
-        <w:pStyle w:val="Heading2"/>
-      </w:pPr>
-      <w:r>
-        <w:t xml:space="preserve">3. Your 30-day adoption plan</w:t>
+        <w:t xml:space="preserve">2. Your 30-day adoption plan</w:t>
       </w:r>
     </w:p>
     <w:p>
@@ -1413,7 +597,7 @@
               </w:rPr>
               <w:t xml:space="preserve"> </w:t>
             </w:r>
-            <w:hyperlink r:id="rId12">
+            <w:hyperlink r:id="rId10">
               <w:r>
                 <w:rPr>
                   <w:rStyle w:val="Hyperlink"/>
@@ -1702,7 +886,7 @@
         </w:tc>
       </w:tr>
     </w:tbl>
-    <w:bookmarkStart w:id="13" w:name="starter-prompts-for-your-first-month"/>
+    <w:bookmarkStart w:id="11" w:name="starter-prompts-for-your-first-month"/>
     <w:p>
       <w:pPr>
         <w:pStyle w:val="Heading3"/>
@@ -1716,7 +900,7 @@
         <w:pStyle w:val="Compact"/>
         <w:numPr>
           <w:ilvl w:val="0"/>
-          <w:numId w:val="1011"/>
+          <w:numId w:val="1002"/>
         </w:numPr>
       </w:pPr>
       <w:r>
@@ -1749,7 +933,7 @@
         <w:pStyle w:val="Compact"/>
         <w:numPr>
           <w:ilvl w:val="0"/>
-          <w:numId w:val="1011"/>
+          <w:numId w:val="1002"/>
         </w:numPr>
       </w:pPr>
       <w:r>
@@ -1809,7 +993,7 @@
         <w:pStyle w:val="Compact"/>
         <w:numPr>
           <w:ilvl w:val="0"/>
-          <w:numId w:val="1011"/>
+          <w:numId w:val="1002"/>
         </w:numPr>
       </w:pPr>
       <w:r>
@@ -1839,7 +1023,7 @@
         <w:pStyle w:val="Compact"/>
         <w:numPr>
           <w:ilvl w:val="0"/>
-          <w:numId w:val="1011"/>
+          <w:numId w:val="1002"/>
         </w:numPr>
       </w:pPr>
       <w:r>
@@ -1867,8 +1051,8 @@
         <w:t xml:space="preserve">rows and a 1–5 anchored scale."</w:t>
       </w:r>
     </w:p>
-    <w:bookmarkEnd w:id="13"/>
-    <w:bookmarkStart w:id="17" w:name="where-to-go-next"/>
+    <w:bookmarkEnd w:id="11"/>
+    <w:bookmarkStart w:id="15" w:name="where-to-go-next"/>
     <w:p>
       <w:pPr>
         <w:pStyle w:val="Heading3"/>
@@ -1882,7 +1066,7 @@
         <w:pStyle w:val="Compact"/>
         <w:numPr>
           <w:ilvl w:val="0"/>
-          <w:numId w:val="1012"/>
+          <w:numId w:val="1003"/>
         </w:numPr>
       </w:pPr>
       <w:r>
@@ -1891,7 +1075,7 @@
       <w:r>
         <w:t xml:space="preserve"> </w:t>
       </w:r>
-      <w:hyperlink r:id="rId12">
+      <w:hyperlink r:id="rId10">
         <w:r>
           <w:rPr>
             <w:rStyle w:val="Hyperlink"/>
@@ -1908,7 +1092,7 @@
       <w:r>
         <w:t xml:space="preserve"> </w:t>
       </w:r>
-      <w:hyperlink r:id="rId14">
+      <w:hyperlink r:id="rId12">
         <w:r>
           <w:rPr>
             <w:rStyle w:val="Hyperlink"/>
@@ -1922,7 +1106,7 @@
         <w:pStyle w:val="Compact"/>
         <w:numPr>
           <w:ilvl w:val="0"/>
-          <w:numId w:val="1012"/>
+          <w:numId w:val="1003"/>
         </w:numPr>
       </w:pPr>
       <w:r>
@@ -1931,7 +1115,7 @@
       <w:r>
         <w:t xml:space="preserve"> </w:t>
       </w:r>
-      <w:hyperlink r:id="rId15">
+      <w:hyperlink r:id="rId13">
         <w:r>
           <w:rPr>
             <w:rStyle w:val="Hyperlink"/>
@@ -1948,7 +1132,7 @@
       <w:r>
         <w:t xml:space="preserve"> </w:t>
       </w:r>
-      <w:hyperlink r:id="rId16">
+      <w:hyperlink r:id="rId14">
         <w:r>
           <w:rPr>
             <w:rStyle w:val="Hyperlink"/>
@@ -1957,15 +1141,15 @@
         </w:r>
       </w:hyperlink>
     </w:p>
-    <w:bookmarkEnd w:id="17"/>
-    <w:bookmarkEnd w:id="18"/>
-    <w:bookmarkStart w:id="24" w:name="X39c253e0863c841d001271f1252f8b82b95a051"/>
+    <w:bookmarkEnd w:id="15"/>
+    <w:bookmarkEnd w:id="16"/>
+    <w:bookmarkStart w:id="22" w:name="X1c5264bc7977dd4b9fe231958c814f4120f3c96"/>
     <w:p>
       <w:pPr>
         <w:pStyle w:val="Heading2"/>
       </w:pPr>
       <w:r>
-        <w:t xml:space="preserve">4. Go further: extend Cowork with HR plugins</w:t>
+        <w:t xml:space="preserve">3. Go further: extend Cowork with HR plugins</w:t>
       </w:r>
     </w:p>
     <w:p>
@@ -2055,18 +1239,18 @@
           <wp:inline>
             <wp:extent cx="6210300" cy="3261914"/>
             <wp:effectExtent b="0" l="0" r="0" t="0"/>
-            <wp:docPr descr="The Cowork Customize page with the Plugins tab selected, showing installed plugins with on/off toggles." title="" id="20" name="Picture"/>
+            <wp:docPr descr="The Cowork Customize page with the Plugins tab selected, showing installed plugins with on/off toggles." title="" id="18" name="Picture"/>
             <a:graphic>
               <a:graphicData uri="http://schemas.openxmlformats.org/drawingml/2006/picture">
                 <pic:pic>
                   <pic:nvPicPr>
-                    <pic:cNvPr descr="../reference/media/customize-plugins.png" id="21" name="Picture"/>
+                    <pic:cNvPr descr="../reference/media/customize-plugins.png" id="19" name="Picture"/>
                     <pic:cNvPicPr>
                       <a:picLocks noChangeArrowheads="1" noChangeAspect="1"/>
                     </pic:cNvPicPr>
                   </pic:nvPicPr>
                   <pic:blipFill>
-                    <a:blip r:embed="rId19"/>
+                    <a:blip r:embed="rId17"/>
                     <a:stretch>
                       <a:fillRect/>
                     </a:stretch>
@@ -2154,7 +1338,7 @@
         <w:pStyle w:val="Compact"/>
         <w:numPr>
           <w:ilvl w:val="0"/>
-          <w:numId w:val="1013"/>
+          <w:numId w:val="1004"/>
         </w:numPr>
       </w:pPr>
       <w:r>
@@ -2227,7 +1411,7 @@
         <w:pStyle w:val="Compact"/>
         <w:numPr>
           <w:ilvl w:val="0"/>
-          <w:numId w:val="1013"/>
+          <w:numId w:val="1004"/>
         </w:numPr>
       </w:pPr>
       <w:r>
@@ -2294,7 +1478,7 @@
         <w:pStyle w:val="Compact"/>
         <w:numPr>
           <w:ilvl w:val="0"/>
-          <w:numId w:val="1013"/>
+          <w:numId w:val="1004"/>
         </w:numPr>
       </w:pPr>
       <w:r>
@@ -2409,7 +1593,7 @@
       <w:r>
         <w:t xml:space="preserve"> </w:t>
       </w:r>
-      <w:hyperlink r:id="rId22">
+      <w:hyperlink r:id="rId20">
         <w:r>
           <w:rPr>
             <w:rStyle w:val="Hyperlink"/>
@@ -2426,7 +1610,7 @@
         <w:pStyle w:val="Compact"/>
         <w:numPr>
           <w:ilvl w:val="0"/>
-          <w:numId w:val="1013"/>
+          <w:numId w:val="1004"/>
         </w:numPr>
       </w:pPr>
       <w:r>
@@ -2477,7 +1661,7 @@
       <w:r>
         <w:t xml:space="preserve"> </w:t>
       </w:r>
-      <w:hyperlink r:id="rId23">
+      <w:hyperlink r:id="rId21">
         <w:r>
           <w:rPr>
             <w:rStyle w:val="Hyperlink"/>
@@ -2494,7 +1678,7 @@
         <w:pStyle w:val="Compact"/>
         <w:numPr>
           <w:ilvl w:val="0"/>
-          <w:numId w:val="1013"/>
+          <w:numId w:val="1004"/>
         </w:numPr>
       </w:pPr>
       <w:r>
@@ -2559,7 +1743,7 @@
         <w:pStyle w:val="Compact"/>
         <w:numPr>
           <w:ilvl w:val="0"/>
-          <w:numId w:val="1013"/>
+          <w:numId w:val="1004"/>
         </w:numPr>
       </w:pPr>
       <w:r>
@@ -2623,7 +1807,7 @@
       <w:r>
         <w:t xml:space="preserve"> </w:t>
       </w:r>
-      <w:hyperlink r:id="rId23">
+      <w:hyperlink r:id="rId21">
         <w:r>
           <w:rPr>
             <w:rStyle w:val="Hyperlink"/>
@@ -2642,8 +1826,8 @@
         </w:pict>
       </w:r>
     </w:p>
-    <w:bookmarkEnd w:id="24"/>
-    <w:bookmarkStart w:id="26" w:name="housekeeping-please-do-this-today"/>
+    <w:bookmarkEnd w:id="22"/>
+    <w:bookmarkStart w:id="24" w:name="housekeeping-please-do-this-today"/>
     <w:p>
       <w:pPr>
         <w:pStyle w:val="Heading2"/>
@@ -2657,7 +1841,7 @@
         <w:pStyle w:val="Compact"/>
         <w:numPr>
           <w:ilvl w:val="0"/>
-          <w:numId w:val="1014"/>
+          <w:numId w:val="1005"/>
         </w:numPr>
       </w:pPr>
       <w:r>
@@ -2689,7 +1873,7 @@
         <w:pStyle w:val="Compact"/>
         <w:numPr>
           <w:ilvl w:val="0"/>
-          <w:numId w:val="1015"/>
+          <w:numId w:val="1006"/>
         </w:numPr>
       </w:pPr>
       <w:r>
@@ -2698,7 +1882,7 @@
       <w:r>
         <w:t xml:space="preserve"> </w:t>
       </w:r>
-      <w:hyperlink r:id="rId25">
+      <w:hyperlink r:id="rId23">
         <w:r>
           <w:rPr>
             <w:rStyle w:val="Hyperlink"/>
@@ -2718,7 +1902,7 @@
         <w:pStyle w:val="Compact"/>
         <w:numPr>
           <w:ilvl w:val="0"/>
-          <w:numId w:val="1016"/>
+          <w:numId w:val="1007"/>
         </w:numPr>
       </w:pPr>
       <w:r>
@@ -2746,15 +1930,15 @@
         <w:pStyle w:val="Compact"/>
         <w:numPr>
           <w:ilvl w:val="0"/>
-          <w:numId w:val="1017"/>
+          <w:numId w:val="1008"/>
         </w:numPr>
       </w:pPr>
       <w:r>
         <w:t xml:space="preserve">Delete any drafts or test sends you don't need.</w:t>
       </w:r>
     </w:p>
-    <w:bookmarkEnd w:id="26"/>
-    <w:bookmarkEnd w:id="27"/>
+    <w:bookmarkEnd w:id="24"/>
+    <w:bookmarkEnd w:id="25"/>
     <w:sectPr>
       <w:footerReference w:type="default" r:id="rId9"/>
       <w:footnotePr>
@@ -2897,6 +2081,91 @@
       </w:pPr>
     </w:lvl>
   </w:abstractNum>
+  <w:abstractNum w:abstractNumId="99411">
+    <w:nsid w:val="00A99411"/>
+    <w:multiLevelType w:val="multilevel"/>
+    <w:lvl w:ilvl="0">
+      <w:start w:val="1"/>
+      <w:numFmt w:val="decimal"/>
+      <w:lvlText w:val="%1."/>
+      <w:lvlJc w:val="left"/>
+      <w:pPr>
+        <w:ind w:left="720" w:hanging="360"/>
+      </w:pPr>
+    </w:lvl>
+    <w:lvl w:ilvl="1">
+      <w:start w:val="1"/>
+      <w:numFmt w:val="decimal"/>
+      <w:lvlText w:val="%2."/>
+      <w:lvlJc w:val="left"/>
+      <w:pPr>
+        <w:ind w:left="1440" w:hanging="360"/>
+      </w:pPr>
+    </w:lvl>
+    <w:lvl w:ilvl="2">
+      <w:start w:val="1"/>
+      <w:numFmt w:val="decimal"/>
+      <w:lvlText w:val="%3."/>
+      <w:lvlJc w:val="left"/>
+      <w:pPr>
+        <w:ind w:left="2160" w:hanging="360"/>
+      </w:pPr>
+    </w:lvl>
+    <w:lvl w:ilvl="3">
+      <w:start w:val="1"/>
+      <w:numFmt w:val="decimal"/>
+      <w:lvlText w:val="%4."/>
+      <w:lvlJc w:val="left"/>
+      <w:pPr>
+        <w:ind w:left="2880" w:hanging="360"/>
+      </w:pPr>
+    </w:lvl>
+    <w:lvl w:ilvl="4">
+      <w:start w:val="1"/>
+      <w:numFmt w:val="decimal"/>
+      <w:lvlText w:val="%5."/>
+      <w:lvlJc w:val="left"/>
+      <w:pPr>
+        <w:ind w:left="3600" w:hanging="360"/>
+      </w:pPr>
+    </w:lvl>
+    <w:lvl w:ilvl="5">
+      <w:start w:val="1"/>
+      <w:numFmt w:val="decimal"/>
+      <w:lvlText w:val="%6."/>
+      <w:lvlJc w:val="left"/>
+      <w:pPr>
+        <w:ind w:left="4320" w:hanging="360"/>
+      </w:pPr>
+    </w:lvl>
+    <w:lvl w:ilvl="6">
+      <w:start w:val="1"/>
+      <w:numFmt w:val="decimal"/>
+      <w:lvlText w:val="%7."/>
+      <w:lvlJc w:val="left"/>
+      <w:pPr>
+        <w:ind w:left="5040" w:hanging="360"/>
+      </w:pPr>
+    </w:lvl>
+    <w:lvl w:ilvl="7">
+      <w:start w:val="1"/>
+      <w:numFmt w:val="decimal"/>
+      <w:lvlText w:val="%8."/>
+      <w:lvlJc w:val="left"/>
+      <w:pPr>
+        <w:ind w:left="5760" w:hanging="360"/>
+      </w:pPr>
+    </w:lvl>
+    <w:lvl w:ilvl="8">
+      <w:start w:val="1"/>
+      <w:numFmt w:val="decimal"/>
+      <w:lvlText w:val="%9."/>
+      <w:lvlJc w:val="left"/>
+      <w:pPr>
+        <w:ind w:left="6480" w:hanging="360"/>
+      </w:pPr>
+    </w:lvl>
+  </w:abstractNum>
   <w:abstractNum w:abstractNumId="991">
     <w:nsid w:val="0000A991"/>
     <w:multiLevelType w:val="multilevel"/>
@@ -2998,91 +2267,6 @@
       <w:rPr>
         <w:rFonts w:ascii="Wingdings" w:hAnsi="Wingdings" w:cs="Wingdings" w:hint="default"/>
       </w:rPr>
-    </w:lvl>
-  </w:abstractNum>
-  <w:abstractNum w:abstractNumId="99411">
-    <w:nsid w:val="00A99411"/>
-    <w:multiLevelType w:val="multilevel"/>
-    <w:lvl w:ilvl="0">
-      <w:start w:val="1"/>
-      <w:numFmt w:val="decimal"/>
-      <w:lvlText w:val="%1."/>
-      <w:lvlJc w:val="left"/>
-      <w:pPr>
-        <w:ind w:left="720" w:hanging="360"/>
-      </w:pPr>
-    </w:lvl>
-    <w:lvl w:ilvl="1">
-      <w:start w:val="1"/>
-      <w:numFmt w:val="decimal"/>
-      <w:lvlText w:val="%2."/>
-      <w:lvlJc w:val="left"/>
-      <w:pPr>
-        <w:ind w:left="1440" w:hanging="360"/>
-      </w:pPr>
-    </w:lvl>
-    <w:lvl w:ilvl="2">
-      <w:start w:val="1"/>
-      <w:numFmt w:val="decimal"/>
-      <w:lvlText w:val="%3."/>
-      <w:lvlJc w:val="left"/>
-      <w:pPr>
-        <w:ind w:left="2160" w:hanging="360"/>
-      </w:pPr>
-    </w:lvl>
-    <w:lvl w:ilvl="3">
-      <w:start w:val="1"/>
-      <w:numFmt w:val="decimal"/>
-      <w:lvlText w:val="%4."/>
-      <w:lvlJc w:val="left"/>
-      <w:pPr>
-        <w:ind w:left="2880" w:hanging="360"/>
-      </w:pPr>
-    </w:lvl>
-    <w:lvl w:ilvl="4">
-      <w:start w:val="1"/>
-      <w:numFmt w:val="decimal"/>
-      <w:lvlText w:val="%5."/>
-      <w:lvlJc w:val="left"/>
-      <w:pPr>
-        <w:ind w:left="3600" w:hanging="360"/>
-      </w:pPr>
-    </w:lvl>
-    <w:lvl w:ilvl="5">
-      <w:start w:val="1"/>
-      <w:numFmt w:val="decimal"/>
-      <w:lvlText w:val="%6."/>
-      <w:lvlJc w:val="left"/>
-      <w:pPr>
-        <w:ind w:left="4320" w:hanging="360"/>
-      </w:pPr>
-    </w:lvl>
-    <w:lvl w:ilvl="6">
-      <w:start w:val="1"/>
-      <w:numFmt w:val="decimal"/>
-      <w:lvlText w:val="%7."/>
-      <w:lvlJc w:val="left"/>
-      <w:pPr>
-        <w:ind w:left="5040" w:hanging="360"/>
-      </w:pPr>
-    </w:lvl>
-    <w:lvl w:ilvl="7">
-      <w:start w:val="1"/>
-      <w:numFmt w:val="decimal"/>
-      <w:lvlText w:val="%8."/>
-      <w:lvlJc w:val="left"/>
-      <w:pPr>
-        <w:ind w:left="5760" w:hanging="360"/>
-      </w:pPr>
-    </w:lvl>
-    <w:lvl w:ilvl="8">
-      <w:start w:val="1"/>
-      <w:numFmt w:val="decimal"/>
-      <w:lvlText w:val="%9."/>
-      <w:lvlJc w:val="left"/>
-      <w:pPr>
-        <w:ind w:left="6480" w:hanging="360"/>
-      </w:pPr>
     </w:lvl>
   </w:abstractNum>
   <w:abstractNum w:abstractNumId="992">
@@ -3165,30 +2349,6 @@
     <w:abstractNumId w:val="990"/>
   </w:num>
   <w:num w:numId="1001">
-    <w:abstractNumId w:val="991"/>
-  </w:num>
-  <w:num w:numId="1002">
-    <w:abstractNumId w:val="991"/>
-  </w:num>
-  <w:num w:numId="1003">
-    <w:abstractNumId w:val="991"/>
-  </w:num>
-  <w:num w:numId="1004">
-    <w:abstractNumId w:val="991"/>
-  </w:num>
-  <w:num w:numId="1005">
-    <w:abstractNumId w:val="991"/>
-  </w:num>
-  <w:num w:numId="1006">
-    <w:abstractNumId w:val="991"/>
-  </w:num>
-  <w:num w:numId="1007">
-    <w:abstractNumId w:val="991"/>
-  </w:num>
-  <w:num w:numId="1008">
-    <w:abstractNumId w:val="991"/>
-  </w:num>
-  <w:num w:numId="1009">
     <w:abstractNumId w:val="99411"/>
     <w:lvlOverride w:ilvl="0">
       <w:startOverride w:val="1"/>
@@ -3218,55 +2378,25 @@
       <w:startOverride w:val="1"/>
     </w:lvlOverride>
   </w:num>
-  <w:num w:numId="1010">
-    <w:abstractNumId w:val="99411"/>
-    <w:lvlOverride w:ilvl="0">
-      <w:startOverride w:val="1"/>
-    </w:lvlOverride>
-    <w:lvlOverride w:ilvl="1">
-      <w:startOverride w:val="1"/>
-    </w:lvlOverride>
-    <w:lvlOverride w:ilvl="2">
-      <w:startOverride w:val="1"/>
-    </w:lvlOverride>
-    <w:lvlOverride w:ilvl="3">
-      <w:startOverride w:val="1"/>
-    </w:lvlOverride>
-    <w:lvlOverride w:ilvl="4">
-      <w:startOverride w:val="1"/>
-    </w:lvlOverride>
-    <w:lvlOverride w:ilvl="5">
-      <w:startOverride w:val="1"/>
-    </w:lvlOverride>
-    <w:lvlOverride w:ilvl="6">
-      <w:startOverride w:val="1"/>
-    </w:lvlOverride>
-    <w:lvlOverride w:ilvl="7">
-      <w:startOverride w:val="1"/>
-    </w:lvlOverride>
-    <w:lvlOverride w:ilvl="8">
-      <w:startOverride w:val="1"/>
-    </w:lvlOverride>
-  </w:num>
-  <w:num w:numId="1011">
+  <w:num w:numId="1002">
     <w:abstractNumId w:val="991"/>
   </w:num>
-  <w:num w:numId="1012">
+  <w:num w:numId="1003">
     <w:abstractNumId w:val="991"/>
   </w:num>
-  <w:num w:numId="1013">
+  <w:num w:numId="1004">
     <w:abstractNumId w:val="991"/>
   </w:num>
-  <w:num w:numId="1014">
+  <w:num w:numId="1005">
     <w:abstractNumId w:val="992"/>
   </w:num>
-  <w:num w:numId="1015">
+  <w:num w:numId="1006">
     <w:abstractNumId w:val="992"/>
   </w:num>
-  <w:num w:numId="1016">
+  <w:num w:numId="1007">
     <w:abstractNumId w:val="992"/>
   </w:num>
-  <w:num w:numId="1017">
+  <w:num w:numId="1008">
     <w:abstractNumId w:val="992"/>
   </w:num>
 </w:numbering>
